--- a/docs/word/02 - Segurança (resumo para a liderança).docx
+++ b/docs/word/02 - Segurança (resumo para a liderança).docx
@@ -92,7 +92,7 @@
           <w:sz w:val="22"/>
           <w:szCs w:val="22"/>
         </w:rPr>
-        <w:t xml:space="preserve">Atualizado em 17 de outubro de 2026</w:t>
+        <w:t xml:space="preserve">Atualizado em 23 de outubro de 2026</w:t>
       </w:r>
     </w:p>
     <w:p>
@@ -118,11 +118,11 @@
       <w:pPr>
         <w:pStyle w:val="Heading1"/>
       </w:pPr>
-      <w:bookmarkStart w:name="_Toc14" w:id="14"/>
+      <w:bookmarkStart w:name="_Toc15" w:id="15"/>
       <w:r>
         <w:t xml:space="preserve">Sumário</w:t>
       </w:r>
-      <w:bookmarkEnd w:id="14"/>
+      <w:bookmarkEnd w:id="15"/>
     </w:p>
     <w:p>
       <w:r>
@@ -153,7 +153,7 @@
             <w:instrText xml:space="preserve">TOC \h \o "1-2"</w:instrText>
             <w:fldChar w:fldCharType="separate"/>
           </w:r>
-          <w:hyperlink w:history="1" w:anchor="_Toc14">
+          <w:hyperlink w:history="1" w:anchor="_Toc15">
             <w:r>
               <w:t xml:space="preserve">Sumário</w:t>
             </w:r>
@@ -162,7 +162,7 @@
             </w:r>
             <w:r>
               <w:fldChar w:fldCharType="begin" w:dirty="true"/>
-              <w:instrText xml:space="preserve">PAGEREF _Toc14 \h</w:instrText>
+              <w:instrText xml:space="preserve">PAGEREF _Toc15 \h</w:instrText>
               <w:fldChar w:fldCharType="separate"/>
               <w:fldChar w:fldCharType="end"/>
             </w:r>
@@ -175,32 +175,9 @@
               <w:tab w:val="right" w:pos="9638" w:leader="dot"/>
             </w:tabs>
           </w:pPr>
-          <w:hyperlink w:history="1" w:anchor="_Toc15">
+          <w:hyperlink w:history="1" w:anchor="_Toc16">
             <w:r>
               <w:t xml:space="preserve">Segurança: resumo para a liderança</w:t>
-            </w:r>
-            <w:r>
-              <w:tab/>
-            </w:r>
-            <w:r>
-              <w:fldChar w:fldCharType="begin" w:dirty="true"/>
-              <w:instrText xml:space="preserve">PAGEREF _Toc15 \h</w:instrText>
-              <w:fldChar w:fldCharType="separate"/>
-              <w:fldChar w:fldCharType="end"/>
-            </w:r>
-          </w:hyperlink>
-        </w:p>
-        <w:p>
-          <w:pPr>
-            <w:pStyle w:val="TOC2"/>
-            <w:tabs>
-              <w:tab w:val="right" w:pos="9638" w:leader="dot"/>
-            </w:tabs>
-            <w:ind w:left="220"/>
-          </w:pPr>
-          <w:hyperlink w:history="1" w:anchor="_Toc16">
-            <w:r>
-              <w:t xml:space="preserve">O que estamos protegendo</w:t>
             </w:r>
             <w:r>
               <w:tab/>
@@ -223,7 +200,7 @@
           </w:pPr>
           <w:hyperlink w:history="1" w:anchor="_Toc17">
             <w:r>
-              <w:t xml:space="preserve">Como a informação circula</w:t>
+              <w:t xml:space="preserve">O que estamos protegendo</w:t>
             </w:r>
             <w:r>
               <w:tab/>
@@ -246,7 +223,7 @@
           </w:pPr>
           <w:hyperlink w:history="1" w:anchor="_Toc18">
             <w:r>
-              <w:t xml:space="preserve">Quem pode fazer o quê</w:t>
+              <w:t xml:space="preserve">Como a informação circula</w:t>
             </w:r>
             <w:r>
               <w:tab/>
@@ -269,7 +246,7 @@
           </w:pPr>
           <w:hyperlink w:history="1" w:anchor="_Toc19">
             <w:r>
-              <w:t xml:space="preserve">Tudo fica registrado</w:t>
+              <w:t xml:space="preserve">Quem pode fazer o quê</w:t>
             </w:r>
             <w:r>
               <w:tab/>
@@ -292,7 +269,7 @@
           </w:pPr>
           <w:hyperlink w:history="1" w:anchor="_Toc20">
             <w:r>
-              <w:t xml:space="preserve">Proteção de dados (LGPD)</w:t>
+              <w:t xml:space="preserve">Tudo fica registrado</w:t>
             </w:r>
             <w:r>
               <w:tab/>
@@ -315,7 +292,7 @@
           </w:pPr>
           <w:hyperlink w:history="1" w:anchor="_Toc21">
             <w:r>
-              <w:t xml:space="preserve">E se acontecer...</w:t>
+              <w:t xml:space="preserve">Proteção de dados (LGPD)</w:t>
             </w:r>
             <w:r>
               <w:tab/>
@@ -338,7 +315,7 @@
           </w:pPr>
           <w:hyperlink w:history="1" w:anchor="_Toc22">
             <w:r>
-              <w:t xml:space="preserve">O que já está implantado</w:t>
+              <w:t xml:space="preserve">E se acontecer...</w:t>
             </w:r>
             <w:r>
               <w:tab/>
@@ -361,7 +338,7 @@
           </w:pPr>
           <w:hyperlink w:history="1" w:anchor="_Toc23">
             <w:r>
-              <w:t xml:space="preserve">Próximos passos recomendados</w:t>
+              <w:t xml:space="preserve">O que já está implantado</w:t>
             </w:r>
             <w:r>
               <w:tab/>
@@ -384,7 +361,7 @@
           </w:pPr>
           <w:hyperlink w:history="1" w:anchor="_Toc24">
             <w:r>
-              <w:t xml:space="preserve">Responsabilidades</w:t>
+              <w:t xml:space="preserve">Próximos passos recomendados</w:t>
             </w:r>
             <w:r>
               <w:tab/>
@@ -392,6 +369,29 @@
             <w:r>
               <w:fldChar w:fldCharType="begin" w:dirty="true"/>
               <w:instrText xml:space="preserve">PAGEREF _Toc24 \h</w:instrText>
+              <w:fldChar w:fldCharType="separate"/>
+              <w:fldChar w:fldCharType="end"/>
+            </w:r>
+          </w:hyperlink>
+        </w:p>
+        <w:p>
+          <w:pPr>
+            <w:pStyle w:val="TOC2"/>
+            <w:tabs>
+              <w:tab w:val="right" w:pos="9638" w:leader="dot"/>
+            </w:tabs>
+            <w:ind w:left="220"/>
+          </w:pPr>
+          <w:hyperlink w:history="1" w:anchor="_Toc25">
+            <w:r>
+              <w:t xml:space="preserve">Responsabilidades</w:t>
+            </w:r>
+            <w:r>
+              <w:tab/>
+            </w:r>
+            <w:r>
+              <w:fldChar w:fldCharType="begin" w:dirty="true"/>
+              <w:instrText xml:space="preserve">PAGEREF _Toc25 \h</w:instrText>
               <w:fldChar w:fldCharType="separate"/>
               <w:fldChar w:fldCharType="end"/>
             </w:r>
@@ -409,11 +409,11 @@
         <w:pStyle w:val="Heading1"/>
         <w:pageBreakBefore/>
       </w:pPr>
-      <w:bookmarkStart w:name="_Toc15" w:id="15"/>
+      <w:bookmarkStart w:name="_Toc16" w:id="16"/>
       <w:r>
         <w:t xml:space="preserve">Segurança: resumo para a liderança</w:t>
       </w:r>
-      <w:bookmarkEnd w:id="15"/>
+      <w:bookmarkEnd w:id="16"/>
     </w:p>
     <w:p>
       <w:pPr>
@@ -464,11 +464,11 @@
       <w:pPr>
         <w:pStyle w:val="Heading2"/>
       </w:pPr>
-      <w:bookmarkStart w:name="_Toc16" w:id="16"/>
+      <w:bookmarkStart w:name="_Toc17" w:id="17"/>
       <w:r>
         <w:t xml:space="preserve">O que estamos protegendo</w:t>
       </w:r>
-      <w:bookmarkEnd w:id="16"/>
+      <w:bookmarkEnd w:id="17"/>
     </w:p>
     <w:p>
       <w:pPr>
@@ -946,11 +946,11 @@
       <w:pPr>
         <w:pStyle w:val="Heading2"/>
       </w:pPr>
-      <w:bookmarkStart w:name="_Toc17" w:id="17"/>
+      <w:bookmarkStart w:name="_Toc18" w:id="18"/>
       <w:r>
         <w:t xml:space="preserve">Como a informação circula</w:t>
       </w:r>
-      <w:bookmarkEnd w:id="17"/>
+      <w:bookmarkEnd w:id="18"/>
     </w:p>
     <w:p>
       <w:pPr>
@@ -1412,11 +1412,11 @@
       <w:pPr>
         <w:pStyle w:val="Heading2"/>
       </w:pPr>
-      <w:bookmarkStart w:name="_Toc18" w:id="18"/>
+      <w:bookmarkStart w:name="_Toc19" w:id="19"/>
       <w:r>
         <w:t xml:space="preserve">Quem pode fazer o quê</w:t>
       </w:r>
-      <w:bookmarkEnd w:id="18"/>
+      <w:bookmarkEnd w:id="19"/>
     </w:p>
     <w:p>
       <w:pPr>
@@ -1450,10 +1450,12 @@
         <w:tblLayout w:type="fixed"/>
       </w:tblPr>
       <w:tblGrid>
-        <w:gridCol w:w="1704"/>
-        <w:gridCol w:w="1592"/>
-        <w:gridCol w:w="3271"/>
-        <w:gridCol w:w="3071"/>
+        <w:gridCol w:w="1119"/>
+        <w:gridCol w:w="1046"/>
+        <w:gridCol w:w="1406"/>
+        <w:gridCol w:w="2786"/>
+        <w:gridCol w:w="1264"/>
+        <w:gridCol w:w="2018"/>
       </w:tblGrid>
       <w:tr>
         <w:trPr>
@@ -1461,7 +1463,7 @@
         </w:trPr>
         <w:tc>
           <w:tcPr>
-            <w:tcW w:type="dxa" w:w="1704"/>
+            <w:tcW w:type="dxa" w:w="1119"/>
             <w:shd w:fill="1C1FC8" w:color="auto" w:val="clear"/>
             <w:tcMar>
               <w:top w:type="dxa" w:w="60"/>
@@ -1486,7 +1488,7 @@
         </w:tc>
         <w:tc>
           <w:tcPr>
-            <w:tcW w:type="dxa" w:w="1592"/>
+            <w:tcW w:type="dxa" w:w="1046"/>
             <w:shd w:fill="1C1FC8" w:color="auto" w:val="clear"/>
             <w:tcMar>
               <w:top w:type="dxa" w:w="60"/>
@@ -1511,7 +1513,7 @@
         </w:tc>
         <w:tc>
           <w:tcPr>
-            <w:tcW w:type="dxa" w:w="3271"/>
+            <w:tcW w:type="dxa" w:w="1406"/>
             <w:shd w:fill="1C1FC8" w:color="auto" w:val="clear"/>
             <w:tcMar>
               <w:top w:type="dxa" w:w="60"/>
@@ -1530,13 +1532,63 @@
                 <w:bCs/>
                 <w:color w:val="FFFFFF"/>
               </w:rPr>
+              <w:t xml:space="preserve">Pedir desbloqueio</w:t>
+            </w:r>
+          </w:p>
+        </w:tc>
+        <w:tc>
+          <w:tcPr>
+            <w:tcW w:type="dxa" w:w="2786"/>
+            <w:shd w:fill="1C1FC8" w:color="auto" w:val="clear"/>
+            <w:tcMar>
+              <w:top w:type="dxa" w:w="60"/>
+              <w:left w:type="dxa" w:w="100"/>
+              <w:bottom w:type="dxa" w:w="60"/>
+              <w:right w:type="dxa" w:w="100"/>
+            </w:tcMar>
+          </w:tcPr>
+          <w:p>
+            <w:pPr>
+              <w:spacing w:after="40" w:before="40"/>
+            </w:pPr>
+            <w:r>
+              <w:rPr>
+                <w:b/>
+                <w:bCs/>
+                <w:color w:val="FFFFFF"/>
+              </w:rPr>
               <w:t xml:space="preserve">Liberar e bloquear pacientes</w:t>
             </w:r>
           </w:p>
         </w:tc>
         <w:tc>
           <w:tcPr>
-            <w:tcW w:type="dxa" w:w="3071"/>
+            <w:tcW w:type="dxa" w:w="1264"/>
+            <w:shd w:fill="1C1FC8" w:color="auto" w:val="clear"/>
+            <w:tcMar>
+              <w:top w:type="dxa" w:w="60"/>
+              <w:left w:type="dxa" w:w="100"/>
+              <w:bottom w:type="dxa" w:w="60"/>
+              <w:right w:type="dxa" w:w="100"/>
+            </w:tcMar>
+          </w:tcPr>
+          <w:p>
+            <w:pPr>
+              <w:spacing w:after="40" w:before="40"/>
+            </w:pPr>
+            <w:r>
+              <w:rPr>
+                <w:b/>
+                <w:bCs/>
+                <w:color w:val="FFFFFF"/>
+              </w:rPr>
+              <w:t xml:space="preserve">Aprovar pedidos</w:t>
+            </w:r>
+          </w:p>
+        </w:tc>
+        <w:tc>
+          <w:tcPr>
+            <w:tcW w:type="dxa" w:w="2018"/>
             <w:shd w:fill="1C1FC8" w:color="auto" w:val="clear"/>
             <w:tcMar>
               <w:top w:type="dxa" w:w="60"/>
@@ -1566,7 +1618,7 @@
         </w:trPr>
         <w:tc>
           <w:tcPr>
-            <w:tcW w:type="dxa" w:w="1704"/>
+            <w:tcW w:type="dxa" w:w="1119"/>
             <w:tcMar>
               <w:top w:type="dxa" w:w="60"/>
               <w:left w:type="dxa" w:w="100"/>
@@ -1589,7 +1641,7 @@
         </w:tc>
         <w:tc>
           <w:tcPr>
-            <w:tcW w:type="dxa" w:w="1592"/>
+            <w:tcW w:type="dxa" w:w="1046"/>
             <w:tcMar>
               <w:top w:type="dxa" w:w="60"/>
               <w:left w:type="dxa" w:w="100"/>
@@ -1608,7 +1660,26 @@
         </w:tc>
         <w:tc>
           <w:tcPr>
-            <w:tcW w:type="dxa" w:w="3271"/>
+            <w:tcW w:type="dxa" w:w="1406"/>
+            <w:tcMar>
+              <w:top w:type="dxa" w:w="60"/>
+              <w:left w:type="dxa" w:w="100"/>
+              <w:bottom w:type="dxa" w:w="60"/>
+              <w:right w:type="dxa" w:w="100"/>
+            </w:tcMar>
+          </w:tcPr>
+          <w:p>
+            <w:pPr>
+              <w:spacing w:after="40" w:before="40"/>
+            </w:pPr>
+            <w:r>
+              <w:t xml:space="preserve">✔</w:t>
+            </w:r>
+          </w:p>
+        </w:tc>
+        <w:tc>
+          <w:tcPr>
+            <w:tcW w:type="dxa" w:w="2786"/>
             <w:tcMar>
               <w:top w:type="dxa" w:w="60"/>
               <w:left w:type="dxa" w:w="100"/>
@@ -1627,7 +1698,26 @@
         </w:tc>
         <w:tc>
           <w:tcPr>
-            <w:tcW w:type="dxa" w:w="3071"/>
+            <w:tcW w:type="dxa" w:w="1264"/>
+            <w:tcMar>
+              <w:top w:type="dxa" w:w="60"/>
+              <w:left w:type="dxa" w:w="100"/>
+              <w:bottom w:type="dxa" w:w="60"/>
+              <w:right w:type="dxa" w:w="100"/>
+            </w:tcMar>
+          </w:tcPr>
+          <w:p>
+            <w:pPr>
+              <w:spacing w:after="40" w:before="40"/>
+            </w:pPr>
+            <w:r>
+              <w:t xml:space="preserve">—</w:t>
+            </w:r>
+          </w:p>
+        </w:tc>
+        <w:tc>
+          <w:tcPr>
+            <w:tcW w:type="dxa" w:w="2018"/>
             <w:tcMar>
               <w:top w:type="dxa" w:w="60"/>
               <w:left w:type="dxa" w:w="100"/>
@@ -1651,7 +1741,7 @@
         </w:trPr>
         <w:tc>
           <w:tcPr>
-            <w:tcW w:type="dxa" w:w="1704"/>
+            <w:tcW w:type="dxa" w:w="1119"/>
             <w:shd w:fill="F6F4FE" w:color="auto" w:val="clear"/>
             <w:tcMar>
               <w:top w:type="dxa" w:w="60"/>
@@ -1675,7 +1765,7 @@
         </w:tc>
         <w:tc>
           <w:tcPr>
-            <w:tcW w:type="dxa" w:w="1592"/>
+            <w:tcW w:type="dxa" w:w="1046"/>
             <w:shd w:fill="F6F4FE" w:color="auto" w:val="clear"/>
             <w:tcMar>
               <w:top w:type="dxa" w:w="60"/>
@@ -1695,7 +1785,7 @@
         </w:tc>
         <w:tc>
           <w:tcPr>
-            <w:tcW w:type="dxa" w:w="3271"/>
+            <w:tcW w:type="dxa" w:w="1406"/>
             <w:shd w:fill="F6F4FE" w:color="auto" w:val="clear"/>
             <w:tcMar>
               <w:top w:type="dxa" w:w="60"/>
@@ -1715,7 +1805,47 @@
         </w:tc>
         <w:tc>
           <w:tcPr>
-            <w:tcW w:type="dxa" w:w="3071"/>
+            <w:tcW w:type="dxa" w:w="2786"/>
+            <w:shd w:fill="F6F4FE" w:color="auto" w:val="clear"/>
+            <w:tcMar>
+              <w:top w:type="dxa" w:w="60"/>
+              <w:left w:type="dxa" w:w="100"/>
+              <w:bottom w:type="dxa" w:w="60"/>
+              <w:right w:type="dxa" w:w="100"/>
+            </w:tcMar>
+          </w:tcPr>
+          <w:p>
+            <w:pPr>
+              <w:spacing w:after="40" w:before="40"/>
+            </w:pPr>
+            <w:r>
+              <w:t xml:space="preserve">✔ (pedidos aprovados e prazo cumprido)</w:t>
+            </w:r>
+          </w:p>
+        </w:tc>
+        <w:tc>
+          <w:tcPr>
+            <w:tcW w:type="dxa" w:w="1264"/>
+            <w:shd w:fill="F6F4FE" w:color="auto" w:val="clear"/>
+            <w:tcMar>
+              <w:top w:type="dxa" w:w="60"/>
+              <w:left w:type="dxa" w:w="100"/>
+              <w:bottom w:type="dxa" w:w="60"/>
+              <w:right w:type="dxa" w:w="100"/>
+            </w:tcMar>
+          </w:tcPr>
+          <w:p>
+            <w:pPr>
+              <w:spacing w:after="40" w:before="40"/>
+            </w:pPr>
+            <w:r>
+              <w:t xml:space="preserve">—</w:t>
+            </w:r>
+          </w:p>
+        </w:tc>
+        <w:tc>
+          <w:tcPr>
+            <w:tcW w:type="dxa" w:w="2018"/>
             <w:shd w:fill="F6F4FE" w:color="auto" w:val="clear"/>
             <w:tcMar>
               <w:top w:type="dxa" w:w="60"/>
@@ -1740,7 +1870,7 @@
         </w:trPr>
         <w:tc>
           <w:tcPr>
-            <w:tcW w:type="dxa" w:w="1704"/>
+            <w:tcW w:type="dxa" w:w="1119"/>
             <w:tcMar>
               <w:top w:type="dxa" w:w="60"/>
               <w:left w:type="dxa" w:w="100"/>
@@ -1763,7 +1893,7 @@
         </w:tc>
         <w:tc>
           <w:tcPr>
-            <w:tcW w:type="dxa" w:w="1592"/>
+            <w:tcW w:type="dxa" w:w="1046"/>
             <w:tcMar>
               <w:top w:type="dxa" w:w="60"/>
               <w:left w:type="dxa" w:w="100"/>
@@ -1782,7 +1912,7 @@
         </w:tc>
         <w:tc>
           <w:tcPr>
-            <w:tcW w:type="dxa" w:w="3271"/>
+            <w:tcW w:type="dxa" w:w="1406"/>
             <w:tcMar>
               <w:top w:type="dxa" w:w="60"/>
               <w:left w:type="dxa" w:w="100"/>
@@ -1801,7 +1931,45 @@
         </w:tc>
         <w:tc>
           <w:tcPr>
-            <w:tcW w:type="dxa" w:w="3071"/>
+            <w:tcW w:type="dxa" w:w="2786"/>
+            <w:tcMar>
+              <w:top w:type="dxa" w:w="60"/>
+              <w:left w:type="dxa" w:w="100"/>
+              <w:bottom w:type="dxa" w:w="60"/>
+              <w:right w:type="dxa" w:w="100"/>
+            </w:tcMar>
+          </w:tcPr>
+          <w:p>
+            <w:pPr>
+              <w:spacing w:after="40" w:before="40"/>
+            </w:pPr>
+            <w:r>
+              <w:t xml:space="preserve">✔</w:t>
+            </w:r>
+          </w:p>
+        </w:tc>
+        <w:tc>
+          <w:tcPr>
+            <w:tcW w:type="dxa" w:w="1264"/>
+            <w:tcMar>
+              <w:top w:type="dxa" w:w="60"/>
+              <w:left w:type="dxa" w:w="100"/>
+              <w:bottom w:type="dxa" w:w="60"/>
+              <w:right w:type="dxa" w:w="100"/>
+            </w:tcMar>
+          </w:tcPr>
+          <w:p>
+            <w:pPr>
+              <w:spacing w:after="40" w:before="40"/>
+            </w:pPr>
+            <w:r>
+              <w:t xml:space="preserve">✔</w:t>
+            </w:r>
+          </w:p>
+        </w:tc>
+        <w:tc>
+          <w:tcPr>
+            <w:tcW w:type="dxa" w:w="2018"/>
             <w:tcMar>
               <w:top w:type="dxa" w:w="60"/>
               <w:left w:type="dxa" w:w="100"/>
@@ -1944,11 +2112,11 @@
       <w:pPr>
         <w:pStyle w:val="Heading2"/>
       </w:pPr>
-      <w:bookmarkStart w:name="_Toc19" w:id="19"/>
+      <w:bookmarkStart w:name="_Toc20" w:id="20"/>
       <w:r>
         <w:t xml:space="preserve">Tudo fica registrado</w:t>
       </w:r>
-      <w:bookmarkEnd w:id="19"/>
+      <w:bookmarkEnd w:id="20"/>
     </w:p>
     <w:p>
       <w:pPr>
@@ -1985,7 +2153,7 @@
         <w:t xml:space="preserve">quem</w:t>
       </w:r>
       <w:r>
-        <w:t xml:space="preserve"> fez (o login da pessoa, ou "automação" no bloqueio das 01:00);</w:t>
+        <w:t xml:space="preserve"> fez (o login da pessoa, ou "automação" no bloqueio das 01:00 e na liberação das 02:00);</w:t>
       </w:r>
     </w:p>
     <w:p>
@@ -2025,7 +2193,7 @@
         <w:t xml:space="preserve">por quê</w:t>
       </w:r>
       <w:r>
-        <w:t xml:space="preserve"> (o motivo é obrigatório para liberar e bloquear pelo painel);</w:t>
+        <w:t xml:space="preserve"> (o motivo é obrigatório para pedir, recusar, liberar e bloquear pelo painel);</w:t>
       </w:r>
     </w:p>
     <w:p>
@@ -2059,6 +2227,24 @@
       </w:pPr>
       <w:r>
         <w:t xml:space="preserve">A criação de usuários, as mudanças de perfil, as trocas de senha e as tentativas de login erradas também ficam registradas.</w:t>
+      </w:r>
+    </w:p>
+    <w:p>
+      <w:pPr>
+        <w:spacing w:after="120"/>
+      </w:pPr>
+      <w:r>
+        <w:t xml:space="preserve">Cada </w:t>
+      </w:r>
+      <w:r>
+        <w:rPr>
+          <w:b/>
+          <w:bCs/>
+        </w:rPr>
+        <w:t xml:space="preserve">pedido de desbloqueio</w:t>
+      </w:r>
+      <w:r>
+        <w:t xml:space="preserve"> também fica registrado: quem pediu, quando, o motivo, quem aprovou ou recusou (e por quê) e quem liberou no CNN. Antes, esses pedidos iam por e-mail e ficavam fora do controle.</w:t>
       </w:r>
     </w:p>
     <w:p>
@@ -2078,7 +2264,7 @@
           <w:iCs/>
           <w:color w:val="5B5F73"/>
         </w:rPr>
-        <w:t xml:space="preserve">Nenhum paciente é liberado sozinho.</w:t>
+        <w:t xml:space="preserve">Ninguém é liberado antes do prazo sem aprovação.</w:t>
       </w:r>
       <w:r>
         <w:rPr>
@@ -2086,18 +2272,18 @@
           <w:iCs/>
           <w:color w:val="5B5F73"/>
         </w:rPr>
-        <w:t xml:space="preserve"> A liberação é sempre feita por uma pessoa, com motivo escrito, e fica no histórico.</w:t>
+        <w:t xml:space="preserve"> Antes do fim do prazo, liberar exige um pedido aprovado pelo administrador, com motivo, e tudo fica no histórico. Depois do prazo, a automação libera sozinha e também registra.</w:t>
       </w:r>
     </w:p>
     <w:p>
       <w:pPr>
         <w:pStyle w:val="Heading2"/>
       </w:pPr>
-      <w:bookmarkStart w:name="_Toc20" w:id="20"/>
+      <w:bookmarkStart w:name="_Toc21" w:id="21"/>
       <w:r>
         <w:t xml:space="preserve">Proteção de dados (LGPD)</w:t>
       </w:r>
-      <w:bookmarkEnd w:id="20"/>
+      <w:bookmarkEnd w:id="21"/>
     </w:p>
     <w:tbl>
       <w:tblPr>
@@ -2441,481 +2627,9 @@
       <w:pPr>
         <w:pStyle w:val="Heading2"/>
       </w:pPr>
-      <w:bookmarkStart w:name="_Toc21" w:id="21"/>
+      <w:bookmarkStart w:name="_Toc22" w:id="22"/>
       <w:r>
         <w:t xml:space="preserve">E se acontecer...</w:t>
-      </w:r>
-      <w:bookmarkEnd w:id="21"/>
-    </w:p>
-    <w:tbl>
-      <w:tblPr>
-        <w:tblW w:type="dxa" w:w="9638"/>
-        <w:tblBorders>
-          <w:top w:val="single" w:color="D9D6EA" w:sz="4"/>
-          <w:left w:val="single" w:color="D9D6EA" w:sz="4"/>
-          <w:bottom w:val="single" w:color="D9D6EA" w:sz="4"/>
-          <w:right w:val="single" w:color="D9D6EA" w:sz="4"/>
-          <w:insideH w:val="single" w:color="D9D6EA" w:sz="4"/>
-          <w:insideV w:val="single" w:color="D9D6EA" w:sz="4"/>
-        </w:tblBorders>
-        <w:tblLayout w:type="fixed"/>
-      </w:tblPr>
-      <w:tblGrid>
-        <w:gridCol w:w="4053"/>
-        <w:gridCol w:w="5585"/>
-      </w:tblGrid>
-      <w:tr>
-        <w:trPr>
-          <w:tblHeader/>
-        </w:trPr>
-        <w:tc>
-          <w:tcPr>
-            <w:tcW w:type="dxa" w:w="4053"/>
-            <w:shd w:fill="1C1FC8" w:color="auto" w:val="clear"/>
-            <w:tcMar>
-              <w:top w:type="dxa" w:w="60"/>
-              <w:left w:type="dxa" w:w="100"/>
-              <w:bottom w:type="dxa" w:w="60"/>
-              <w:right w:type="dxa" w:w="100"/>
-            </w:tcMar>
-          </w:tcPr>
-          <w:p>
-            <w:pPr>
-              <w:spacing w:after="40" w:before="40"/>
-            </w:pPr>
-            <w:r>
-              <w:rPr>
-                <w:b/>
-                <w:bCs/>
-                <w:color w:val="FFFFFF"/>
-              </w:rPr>
-              <w:t xml:space="preserve">Situação</w:t>
-            </w:r>
-          </w:p>
-        </w:tc>
-        <w:tc>
-          <w:tcPr>
-            <w:tcW w:type="dxa" w:w="5585"/>
-            <w:shd w:fill="1C1FC8" w:color="auto" w:val="clear"/>
-            <w:tcMar>
-              <w:top w:type="dxa" w:w="60"/>
-              <w:left w:type="dxa" w:w="100"/>
-              <w:bottom w:type="dxa" w:w="60"/>
-              <w:right w:type="dxa" w:w="100"/>
-            </w:tcMar>
-          </w:tcPr>
-          <w:p>
-            <w:pPr>
-              <w:spacing w:after="40" w:before="40"/>
-            </w:pPr>
-            <w:r>
-              <w:rPr>
-                <w:b/>
-                <w:bCs/>
-                <w:color w:val="FFFFFF"/>
-              </w:rPr>
-              <w:t xml:space="preserve">O que acontece</w:t>
-            </w:r>
-          </w:p>
-        </w:tc>
-      </w:tr>
-      <w:tr>
-        <w:trPr>
-          <w:cantSplit/>
-        </w:trPr>
-        <w:tc>
-          <w:tcPr>
-            <w:tcW w:type="dxa" w:w="4053"/>
-            <w:tcMar>
-              <w:top w:type="dxa" w:w="60"/>
-              <w:left w:type="dxa" w:w="100"/>
-              <w:bottom w:type="dxa" w:w="60"/>
-              <w:right w:type="dxa" w:w="100"/>
-            </w:tcMar>
-          </w:tcPr>
-          <w:p>
-            <w:pPr>
-              <w:spacing w:after="40" w:before="40"/>
-            </w:pPr>
-            <w:r>
-              <w:rPr>
-                <w:b/>
-                <w:bCs/>
-              </w:rPr>
-              <w:t xml:space="preserve">Alguém descobre o endereço do painel</w:t>
-            </w:r>
-          </w:p>
-        </w:tc>
-        <w:tc>
-          <w:tcPr>
-            <w:tcW w:type="dxa" w:w="5585"/>
-            <w:tcMar>
-              <w:top w:type="dxa" w:w="60"/>
-              <w:left w:type="dxa" w:w="100"/>
-              <w:bottom w:type="dxa" w:w="60"/>
-              <w:right w:type="dxa" w:w="100"/>
-            </w:tcMar>
-          </w:tcPr>
-          <w:p>
-            <w:pPr>
-              <w:spacing w:after="40" w:before="40"/>
-            </w:pPr>
-            <w:r>
-              <w:t xml:space="preserve">Cai na tela de login. Sem usuário e senha, não vê nada</w:t>
-            </w:r>
-          </w:p>
-        </w:tc>
-      </w:tr>
-      <w:tr>
-        <w:trPr>
-          <w:cantSplit/>
-        </w:trPr>
-        <w:tc>
-          <w:tcPr>
-            <w:tcW w:type="dxa" w:w="4053"/>
-            <w:shd w:fill="F6F4FE" w:color="auto" w:val="clear"/>
-            <w:tcMar>
-              <w:top w:type="dxa" w:w="60"/>
-              <w:left w:type="dxa" w:w="100"/>
-              <w:bottom w:type="dxa" w:w="60"/>
-              <w:right w:type="dxa" w:w="100"/>
-            </w:tcMar>
-          </w:tcPr>
-          <w:p>
-            <w:pPr>
-              <w:spacing w:after="40" w:before="40"/>
-            </w:pPr>
-            <w:r>
-              <w:rPr>
-                <w:b/>
-                <w:bCs/>
-              </w:rPr>
-              <w:t xml:space="preserve">Alguém descobre o endereço da automação</w:t>
-            </w:r>
-          </w:p>
-        </w:tc>
-        <w:tc>
-          <w:tcPr>
-            <w:tcW w:type="dxa" w:w="5585"/>
-            <w:shd w:fill="F6F4FE" w:color="auto" w:val="clear"/>
-            <w:tcMar>
-              <w:top w:type="dxa" w:w="60"/>
-              <w:left w:type="dxa" w:w="100"/>
-              <w:bottom w:type="dxa" w:w="60"/>
-              <w:right w:type="dxa" w:w="100"/>
-            </w:tcMar>
-          </w:tcPr>
-          <w:p>
-            <w:pPr>
-              <w:spacing w:after="40" w:before="40"/>
-            </w:pPr>
-            <w:r>
-              <w:t xml:space="preserve">A automação recusa o pedido: falta a chave secreta, que nunca sai do servidor</w:t>
-            </w:r>
-          </w:p>
-        </w:tc>
-      </w:tr>
-      <w:tr>
-        <w:trPr>
-          <w:cantSplit/>
-        </w:trPr>
-        <w:tc>
-          <w:tcPr>
-            <w:tcW w:type="dxa" w:w="4053"/>
-            <w:tcMar>
-              <w:top w:type="dxa" w:w="60"/>
-              <w:left w:type="dxa" w:w="100"/>
-              <w:bottom w:type="dxa" w:w="60"/>
-              <w:right w:type="dxa" w:w="100"/>
-            </w:tcMar>
-          </w:tcPr>
-          <w:p>
-            <w:pPr>
-              <w:spacing w:after="40" w:before="40"/>
-            </w:pPr>
-            <w:r>
-              <w:rPr>
-                <w:b/>
-                <w:bCs/>
-              </w:rPr>
-              <w:t xml:space="preserve">Alguém tenta adivinhar uma senha</w:t>
-            </w:r>
-          </w:p>
-        </w:tc>
-        <w:tc>
-          <w:tcPr>
-            <w:tcW w:type="dxa" w:w="5585"/>
-            <w:tcMar>
-              <w:top w:type="dxa" w:w="60"/>
-              <w:left w:type="dxa" w:w="100"/>
-              <w:bottom w:type="dxa" w:w="60"/>
-              <w:right w:type="dxa" w:w="100"/>
-            </w:tcMar>
-          </w:tcPr>
-          <w:p>
-            <w:pPr>
-              <w:spacing w:after="40" w:before="40"/>
-            </w:pPr>
-            <w:r>
-              <w:t xml:space="preserve">Na 5ª tentativa errada, o login trava por 15 minutos, e as tentativas ficam registradas</w:t>
-            </w:r>
-          </w:p>
-        </w:tc>
-      </w:tr>
-      <w:tr>
-        <w:trPr>
-          <w:cantSplit/>
-        </w:trPr>
-        <w:tc>
-          <w:tcPr>
-            <w:tcW w:type="dxa" w:w="4053"/>
-            <w:shd w:fill="F6F4FE" w:color="auto" w:val="clear"/>
-            <w:tcMar>
-              <w:top w:type="dxa" w:w="60"/>
-              <w:left w:type="dxa" w:w="100"/>
-              <w:bottom w:type="dxa" w:w="60"/>
-              <w:right w:type="dxa" w:w="100"/>
-            </w:tcMar>
-          </w:tcPr>
-          <w:p>
-            <w:pPr>
-              <w:spacing w:after="40" w:before="40"/>
-            </w:pPr>
-            <w:r>
-              <w:rPr>
-                <w:b/>
-                <w:bCs/>
-              </w:rPr>
-              <w:t xml:space="preserve">Um colaborador sai da empresa</w:t>
-            </w:r>
-          </w:p>
-        </w:tc>
-        <w:tc>
-          <w:tcPr>
-            <w:tcW w:type="dxa" w:w="5585"/>
-            <w:shd w:fill="F6F4FE" w:color="auto" w:val="clear"/>
-            <w:tcMar>
-              <w:top w:type="dxa" w:w="60"/>
-              <w:left w:type="dxa" w:w="100"/>
-              <w:bottom w:type="dxa" w:w="60"/>
-              <w:right w:type="dxa" w:w="100"/>
-            </w:tcMar>
-          </w:tcPr>
-          <w:p>
-            <w:pPr>
-              <w:spacing w:after="40" w:before="40"/>
-            </w:pPr>
-            <w:r>
-              <w:t xml:space="preserve">O administrador desativa o usuário na tela Usuários. A pessoa não entra mais e não consegue liberar nem bloquear. O histórico dela continua guardado</w:t>
-            </w:r>
-          </w:p>
-        </w:tc>
-      </w:tr>
-      <w:tr>
-        <w:trPr>
-          <w:cantSplit/>
-        </w:trPr>
-        <w:tc>
-          <w:tcPr>
-            <w:tcW w:type="dxa" w:w="4053"/>
-            <w:tcMar>
-              <w:top w:type="dxa" w:w="60"/>
-              <w:left w:type="dxa" w:w="100"/>
-              <w:bottom w:type="dxa" w:w="60"/>
-              <w:right w:type="dxa" w:w="100"/>
-            </w:tcMar>
-          </w:tcPr>
-          <w:p>
-            <w:pPr>
-              <w:spacing w:after="40" w:before="40"/>
-            </w:pPr>
-            <w:r>
-              <w:rPr>
-                <w:b/>
-                <w:bCs/>
-              </w:rPr>
-              <w:t xml:space="preserve">É preciso cortar todos os acessos de uma vez</w:t>
-            </w:r>
-          </w:p>
-        </w:tc>
-        <w:tc>
-          <w:tcPr>
-            <w:tcW w:type="dxa" w:w="5585"/>
-            <w:tcMar>
-              <w:top w:type="dxa" w:w="60"/>
-              <w:left w:type="dxa" w:w="100"/>
-              <w:bottom w:type="dxa" w:w="60"/>
-              <w:right w:type="dxa" w:w="100"/>
-            </w:tcMar>
-          </w:tcPr>
-          <w:p>
-            <w:pPr>
-              <w:spacing w:after="40" w:before="40"/>
-            </w:pPr>
-            <w:r>
-              <w:t xml:space="preserve">A equipe técnica troca a chave das sessões, e todo mundo é desconectado na hora</w:t>
-            </w:r>
-          </w:p>
-        </w:tc>
-      </w:tr>
-      <w:tr>
-        <w:trPr>
-          <w:cantSplit/>
-        </w:trPr>
-        <w:tc>
-          <w:tcPr>
-            <w:tcW w:type="dxa" w:w="4053"/>
-            <w:shd w:fill="F6F4FE" w:color="auto" w:val="clear"/>
-            <w:tcMar>
-              <w:top w:type="dxa" w:w="60"/>
-              <w:left w:type="dxa" w:w="100"/>
-              <w:bottom w:type="dxa" w:w="60"/>
-              <w:right w:type="dxa" w:w="100"/>
-            </w:tcMar>
-          </w:tcPr>
-          <w:p>
-            <w:pPr>
-              <w:spacing w:after="40" w:before="40"/>
-            </w:pPr>
-            <w:r>
-              <w:rPr>
-                <w:b/>
-                <w:bCs/>
-              </w:rPr>
-              <w:t xml:space="preserve">Alguém tenta abrir o painel dentro de outro site</w:t>
-            </w:r>
-          </w:p>
-        </w:tc>
-        <w:tc>
-          <w:tcPr>
-            <w:tcW w:type="dxa" w:w="5585"/>
-            <w:shd w:fill="F6F4FE" w:color="auto" w:val="clear"/>
-            <w:tcMar>
-              <w:top w:type="dxa" w:w="60"/>
-              <w:left w:type="dxa" w:w="100"/>
-              <w:bottom w:type="dxa" w:w="60"/>
-              <w:right w:type="dxa" w:w="100"/>
-            </w:tcMar>
-          </w:tcPr>
-          <w:p>
-            <w:pPr>
-              <w:spacing w:after="40" w:before="40"/>
-            </w:pPr>
-            <w:r>
-              <w:t xml:space="preserve">O navegador bloqueia (proteção contra páginas falsas que imitam o painel)</w:t>
-            </w:r>
-          </w:p>
-        </w:tc>
-      </w:tr>
-      <w:tr>
-        <w:trPr>
-          <w:cantSplit/>
-        </w:trPr>
-        <w:tc>
-          <w:tcPr>
-            <w:tcW w:type="dxa" w:w="4053"/>
-            <w:tcMar>
-              <w:top w:type="dxa" w:w="60"/>
-              <w:left w:type="dxa" w:w="100"/>
-              <w:bottom w:type="dxa" w:w="60"/>
-              <w:right w:type="dxa" w:w="100"/>
-            </w:tcMar>
-          </w:tcPr>
-          <w:p>
-            <w:pPr>
-              <w:spacing w:after="40" w:before="40"/>
-            </w:pPr>
-            <w:r>
-              <w:rPr>
-                <w:b/>
-                <w:bCs/>
-              </w:rPr>
-              <w:t xml:space="preserve">Um computador da equipe fica aberto</w:t>
-            </w:r>
-          </w:p>
-        </w:tc>
-        <w:tc>
-          <w:tcPr>
-            <w:tcW w:type="dxa" w:w="5585"/>
-            <w:tcMar>
-              <w:top w:type="dxa" w:w="60"/>
-              <w:left w:type="dxa" w:w="100"/>
-              <w:bottom w:type="dxa" w:w="60"/>
-              <w:right w:type="dxa" w:w="100"/>
-            </w:tcMar>
-          </w:tcPr>
-          <w:p>
-            <w:pPr>
-              <w:spacing w:after="40" w:before="40"/>
-            </w:pPr>
-            <w:r>
-              <w:t xml:space="preserve">O acesso expira em 8 horas; fechar a aba encerra a sessão</w:t>
-            </w:r>
-          </w:p>
-        </w:tc>
-      </w:tr>
-      <w:tr>
-        <w:trPr>
-          <w:cantSplit/>
-        </w:trPr>
-        <w:tc>
-          <w:tcPr>
-            <w:tcW w:type="dxa" w:w="4053"/>
-            <w:shd w:fill="F6F4FE" w:color="auto" w:val="clear"/>
-            <w:tcMar>
-              <w:top w:type="dxa" w:w="60"/>
-              <w:left w:type="dxa" w:w="100"/>
-              <w:bottom w:type="dxa" w:w="60"/>
-              <w:right w:type="dxa" w:w="100"/>
-            </w:tcMar>
-          </w:tcPr>
-          <w:p>
-            <w:pPr>
-              <w:spacing w:after="40" w:before="40"/>
-            </w:pPr>
-            <w:r>
-              <w:rPr>
-                <w:b/>
-                <w:bCs/>
-              </w:rPr>
-              <w:t xml:space="preserve">Uma versão de teste do painel é publicada</w:t>
-            </w:r>
-          </w:p>
-        </w:tc>
-        <w:tc>
-          <w:tcPr>
-            <w:tcW w:type="dxa" w:w="5585"/>
-            <w:shd w:fill="F6F4FE" w:color="auto" w:val="clear"/>
-            <w:tcMar>
-              <w:top w:type="dxa" w:w="60"/>
-              <w:left w:type="dxa" w:w="100"/>
-              <w:bottom w:type="dxa" w:w="60"/>
-              <w:right w:type="dxa" w:w="100"/>
-            </w:tcMar>
-          </w:tcPr>
-          <w:p>
-            <w:pPr>
-              <w:spacing w:after="40" w:before="40"/>
-            </w:pPr>
-            <w:r>
-              <w:t xml:space="preserve">A versão de teste não consegue liberar nem bloquear pacientes: só a versão oficial tem essa permissão</w:t>
-            </w:r>
-          </w:p>
-        </w:tc>
-      </w:tr>
-    </w:tbl>
-    <w:p>
-      <w:pPr>
-        <w:spacing w:after="120"/>
-      </w:pPr>
-    </w:p>
-    <w:p>
-      <w:pPr>
-        <w:pStyle w:val="Heading2"/>
-      </w:pPr>
-      <w:bookmarkStart w:name="_Toc22" w:id="22"/>
-      <w:r>
-        <w:t xml:space="preserve">O que já está implantado</w:t>
       </w:r>
       <w:bookmarkEnd w:id="22"/>
     </w:p>
@@ -2933,8 +2647,8 @@
         <w:tblLayout w:type="fixed"/>
       </w:tblPr>
       <w:tblGrid>
-        <w:gridCol w:w="7660"/>
-        <w:gridCol w:w="1978"/>
+        <w:gridCol w:w="4435"/>
+        <w:gridCol w:w="5203"/>
       </w:tblGrid>
       <w:tr>
         <w:trPr>
@@ -2942,7 +2656,7 @@
         </w:trPr>
         <w:tc>
           <w:tcPr>
-            <w:tcW w:type="dxa" w:w="7660"/>
+            <w:tcW w:type="dxa" w:w="4435"/>
             <w:shd w:fill="1C1FC8" w:color="auto" w:val="clear"/>
             <w:tcMar>
               <w:top w:type="dxa" w:w="60"/>
@@ -2961,13 +2675,13 @@
                 <w:bCs/>
                 <w:color w:val="FFFFFF"/>
               </w:rPr>
-              <w:t xml:space="preserve">Proteção</w:t>
-            </w:r>
-          </w:p>
-        </w:tc>
-        <w:tc>
-          <w:tcPr>
-            <w:tcW w:type="dxa" w:w="1978"/>
+              <w:t xml:space="preserve">Situação</w:t>
+            </w:r>
+          </w:p>
+        </w:tc>
+        <w:tc>
+          <w:tcPr>
+            <w:tcW w:type="dxa" w:w="5203"/>
             <w:shd w:fill="1C1FC8" w:color="auto" w:val="clear"/>
             <w:tcMar>
               <w:top w:type="dxa" w:w="60"/>
@@ -2986,7 +2700,7 @@
                 <w:bCs/>
                 <w:color w:val="FFFFFF"/>
               </w:rPr>
-              <w:t xml:space="preserve">Situação</w:t>
+              <w:t xml:space="preserve">O que acontece</w:t>
             </w:r>
           </w:p>
         </w:tc>
@@ -2997,39 +2711,43 @@
         </w:trPr>
         <w:tc>
           <w:tcPr>
-            <w:tcW w:type="dxa" w:w="7660"/>
-            <w:tcMar>
-              <w:top w:type="dxa" w:w="60"/>
-              <w:left w:type="dxa" w:w="100"/>
-              <w:bottom w:type="dxa" w:w="60"/>
-              <w:right w:type="dxa" w:w="100"/>
-            </w:tcMar>
-          </w:tcPr>
-          <w:p>
-            <w:pPr>
-              <w:spacing w:after="40" w:before="40"/>
-            </w:pPr>
-            <w:r>
-              <w:t xml:space="preserve">Login individual com perfis (Leitor, Editor, Administrador)</w:t>
-            </w:r>
-          </w:p>
-        </w:tc>
-        <w:tc>
-          <w:tcPr>
-            <w:tcW w:type="dxa" w:w="1978"/>
-            <w:tcMar>
-              <w:top w:type="dxa" w:w="60"/>
-              <w:left w:type="dxa" w:w="100"/>
-              <w:bottom w:type="dxa" w:w="60"/>
-              <w:right w:type="dxa" w:w="100"/>
-            </w:tcMar>
-          </w:tcPr>
-          <w:p>
-            <w:pPr>
-              <w:spacing w:after="40" w:before="40"/>
-            </w:pPr>
-            <w:r>
-              <w:t xml:space="preserve">✔ Implantado</w:t>
+            <w:tcW w:type="dxa" w:w="4435"/>
+            <w:tcMar>
+              <w:top w:type="dxa" w:w="60"/>
+              <w:left w:type="dxa" w:w="100"/>
+              <w:bottom w:type="dxa" w:w="60"/>
+              <w:right w:type="dxa" w:w="100"/>
+            </w:tcMar>
+          </w:tcPr>
+          <w:p>
+            <w:pPr>
+              <w:spacing w:after="40" w:before="40"/>
+            </w:pPr>
+            <w:r>
+              <w:rPr>
+                <w:b/>
+                <w:bCs/>
+              </w:rPr>
+              <w:t xml:space="preserve">Alguém descobre o endereço do painel</w:t>
+            </w:r>
+          </w:p>
+        </w:tc>
+        <w:tc>
+          <w:tcPr>
+            <w:tcW w:type="dxa" w:w="5203"/>
+            <w:tcMar>
+              <w:top w:type="dxa" w:w="60"/>
+              <w:left w:type="dxa" w:w="100"/>
+              <w:bottom w:type="dxa" w:w="60"/>
+              <w:right w:type="dxa" w:w="100"/>
+            </w:tcMar>
+          </w:tcPr>
+          <w:p>
+            <w:pPr>
+              <w:spacing w:after="40" w:before="40"/>
+            </w:pPr>
+            <w:r>
+              <w:t xml:space="preserve">Cai na tela de login. Sem usuário e senha, não vê nada</w:t>
             </w:r>
           </w:p>
         </w:tc>
@@ -3040,7 +2758,7 @@
         </w:trPr>
         <w:tc>
           <w:tcPr>
-            <w:tcW w:type="dxa" w:w="7660"/>
+            <w:tcW w:type="dxa" w:w="4435"/>
             <w:shd w:fill="F6F4FE" w:color="auto" w:val="clear"/>
             <w:tcMar>
               <w:top w:type="dxa" w:w="60"/>
@@ -3054,13 +2772,17 @@
               <w:spacing w:after="40" w:before="40"/>
             </w:pPr>
             <w:r>
-              <w:t xml:space="preserve">Senha forte, guardada embaralhada, com trava após 5 erros</w:t>
-            </w:r>
-          </w:p>
-        </w:tc>
-        <w:tc>
-          <w:tcPr>
-            <w:tcW w:type="dxa" w:w="1978"/>
+              <w:rPr>
+                <w:b/>
+                <w:bCs/>
+              </w:rPr>
+              <w:t xml:space="preserve">Alguém descobre o endereço da automação</w:t>
+            </w:r>
+          </w:p>
+        </w:tc>
+        <w:tc>
+          <w:tcPr>
+            <w:tcW w:type="dxa" w:w="5203"/>
             <w:shd w:fill="F6F4FE" w:color="auto" w:val="clear"/>
             <w:tcMar>
               <w:top w:type="dxa" w:w="60"/>
@@ -3074,7 +2796,7 @@
               <w:spacing w:after="40" w:before="40"/>
             </w:pPr>
             <w:r>
-              <w:t xml:space="preserve">✔ Implantado</w:t>
+              <w:t xml:space="preserve">A automação recusa o pedido: falta a chave secreta, que nunca sai do servidor</w:t>
             </w:r>
           </w:p>
         </w:tc>
@@ -3085,39 +2807,43 @@
         </w:trPr>
         <w:tc>
           <w:tcPr>
-            <w:tcW w:type="dxa" w:w="7660"/>
-            <w:tcMar>
-              <w:top w:type="dxa" w:w="60"/>
-              <w:left w:type="dxa" w:w="100"/>
-              <w:bottom w:type="dxa" w:w="60"/>
-              <w:right w:type="dxa" w:w="100"/>
-            </w:tcMar>
-          </w:tcPr>
-          <w:p>
-            <w:pPr>
-              <w:spacing w:after="40" w:before="40"/>
-            </w:pPr>
-            <w:r>
-              <w:t xml:space="preserve">Chave secreta entre o painel e a automação</w:t>
-            </w:r>
-          </w:p>
-        </w:tc>
-        <w:tc>
-          <w:tcPr>
-            <w:tcW w:type="dxa" w:w="1978"/>
-            <w:tcMar>
-              <w:top w:type="dxa" w:w="60"/>
-              <w:left w:type="dxa" w:w="100"/>
-              <w:bottom w:type="dxa" w:w="60"/>
-              <w:right w:type="dxa" w:w="100"/>
-            </w:tcMar>
-          </w:tcPr>
-          <w:p>
-            <w:pPr>
-              <w:spacing w:after="40" w:before="40"/>
-            </w:pPr>
-            <w:r>
-              <w:t xml:space="preserve">✔ Implantado</w:t>
+            <w:tcW w:type="dxa" w:w="4435"/>
+            <w:tcMar>
+              <w:top w:type="dxa" w:w="60"/>
+              <w:left w:type="dxa" w:w="100"/>
+              <w:bottom w:type="dxa" w:w="60"/>
+              <w:right w:type="dxa" w:w="100"/>
+            </w:tcMar>
+          </w:tcPr>
+          <w:p>
+            <w:pPr>
+              <w:spacing w:after="40" w:before="40"/>
+            </w:pPr>
+            <w:r>
+              <w:rPr>
+                <w:b/>
+                <w:bCs/>
+              </w:rPr>
+              <w:t xml:space="preserve">Alguém tenta adivinhar uma senha</w:t>
+            </w:r>
+          </w:p>
+        </w:tc>
+        <w:tc>
+          <w:tcPr>
+            <w:tcW w:type="dxa" w:w="5203"/>
+            <w:tcMar>
+              <w:top w:type="dxa" w:w="60"/>
+              <w:left w:type="dxa" w:w="100"/>
+              <w:bottom w:type="dxa" w:w="60"/>
+              <w:right w:type="dxa" w:w="100"/>
+            </w:tcMar>
+          </w:tcPr>
+          <w:p>
+            <w:pPr>
+              <w:spacing w:after="40" w:before="40"/>
+            </w:pPr>
+            <w:r>
+              <w:t xml:space="preserve">Na 5ª tentativa errada, o login trava por 15 minutos, e as tentativas ficam registradas</w:t>
             </w:r>
           </w:p>
         </w:tc>
@@ -3128,7 +2854,7 @@
         </w:trPr>
         <w:tc>
           <w:tcPr>
-            <w:tcW w:type="dxa" w:w="7660"/>
+            <w:tcW w:type="dxa" w:w="4435"/>
             <w:shd w:fill="F6F4FE" w:color="auto" w:val="clear"/>
             <w:tcMar>
               <w:top w:type="dxa" w:w="60"/>
@@ -3142,13 +2868,17 @@
               <w:spacing w:after="40" w:before="40"/>
             </w:pPr>
             <w:r>
-              <w:t xml:space="preserve">Banco sem acesso direto pela internet</w:t>
-            </w:r>
-          </w:p>
-        </w:tc>
-        <w:tc>
-          <w:tcPr>
-            <w:tcW w:type="dxa" w:w="1978"/>
+              <w:rPr>
+                <w:b/>
+                <w:bCs/>
+              </w:rPr>
+              <w:t xml:space="preserve">Um colaborador sai da empresa</w:t>
+            </w:r>
+          </w:p>
+        </w:tc>
+        <w:tc>
+          <w:tcPr>
+            <w:tcW w:type="dxa" w:w="5203"/>
             <w:shd w:fill="F6F4FE" w:color="auto" w:val="clear"/>
             <w:tcMar>
               <w:top w:type="dxa" w:w="60"/>
@@ -3162,7 +2892,7 @@
               <w:spacing w:after="40" w:before="40"/>
             </w:pPr>
             <w:r>
-              <w:t xml:space="preserve">✔ Implantado</w:t>
+              <w:t xml:space="preserve">O administrador desativa o usuário na tela Usuários. A pessoa não entra mais e não consegue liberar nem bloquear. O histórico dela continua guardado</w:t>
             </w:r>
           </w:p>
         </w:tc>
@@ -3173,39 +2903,43 @@
         </w:trPr>
         <w:tc>
           <w:tcPr>
-            <w:tcW w:type="dxa" w:w="7660"/>
-            <w:tcMar>
-              <w:top w:type="dxa" w:w="60"/>
-              <w:left w:type="dxa" w:w="100"/>
-              <w:bottom w:type="dxa" w:w="60"/>
-              <w:right w:type="dxa" w:w="100"/>
-            </w:tcMar>
-          </w:tcPr>
-          <w:p>
-            <w:pPr>
-              <w:spacing w:after="40" w:before="40"/>
-            </w:pPr>
-            <w:r>
-              <w:t xml:space="preserve">Tráfego criptografado (HTTPS) e proteções do navegador</w:t>
-            </w:r>
-          </w:p>
-        </w:tc>
-        <w:tc>
-          <w:tcPr>
-            <w:tcW w:type="dxa" w:w="1978"/>
-            <w:tcMar>
-              <w:top w:type="dxa" w:w="60"/>
-              <w:left w:type="dxa" w:w="100"/>
-              <w:bottom w:type="dxa" w:w="60"/>
-              <w:right w:type="dxa" w:w="100"/>
-            </w:tcMar>
-          </w:tcPr>
-          <w:p>
-            <w:pPr>
-              <w:spacing w:after="40" w:before="40"/>
-            </w:pPr>
-            <w:r>
-              <w:t xml:space="preserve">✔ Implantado</w:t>
+            <w:tcW w:type="dxa" w:w="4435"/>
+            <w:tcMar>
+              <w:top w:type="dxa" w:w="60"/>
+              <w:left w:type="dxa" w:w="100"/>
+              <w:bottom w:type="dxa" w:w="60"/>
+              <w:right w:type="dxa" w:w="100"/>
+            </w:tcMar>
+          </w:tcPr>
+          <w:p>
+            <w:pPr>
+              <w:spacing w:after="40" w:before="40"/>
+            </w:pPr>
+            <w:r>
+              <w:rPr>
+                <w:b/>
+                <w:bCs/>
+              </w:rPr>
+              <w:t xml:space="preserve">É preciso cortar todos os acessos de uma vez</w:t>
+            </w:r>
+          </w:p>
+        </w:tc>
+        <w:tc>
+          <w:tcPr>
+            <w:tcW w:type="dxa" w:w="5203"/>
+            <w:tcMar>
+              <w:top w:type="dxa" w:w="60"/>
+              <w:left w:type="dxa" w:w="100"/>
+              <w:bottom w:type="dxa" w:w="60"/>
+              <w:right w:type="dxa" w:w="100"/>
+            </w:tcMar>
+          </w:tcPr>
+          <w:p>
+            <w:pPr>
+              <w:spacing w:after="40" w:before="40"/>
+            </w:pPr>
+            <w:r>
+              <w:t xml:space="preserve">A equipe técnica troca a chave das sessões, e todo mundo é desconectado na hora</w:t>
             </w:r>
           </w:p>
         </w:tc>
@@ -3216,7 +2950,7 @@
         </w:trPr>
         <w:tc>
           <w:tcPr>
-            <w:tcW w:type="dxa" w:w="7660"/>
+            <w:tcW w:type="dxa" w:w="4435"/>
             <w:shd w:fill="F6F4FE" w:color="auto" w:val="clear"/>
             <w:tcMar>
               <w:top w:type="dxa" w:w="60"/>
@@ -3230,13 +2964,17 @@
               <w:spacing w:after="40" w:before="40"/>
             </w:pPr>
             <w:r>
-              <w:t xml:space="preserve">CPF mascarado; telefone e e-mail fora do painel</w:t>
-            </w:r>
-          </w:p>
-        </w:tc>
-        <w:tc>
-          <w:tcPr>
-            <w:tcW w:type="dxa" w:w="1978"/>
+              <w:rPr>
+                <w:b/>
+                <w:bCs/>
+              </w:rPr>
+              <w:t xml:space="preserve">Alguém tenta abrir o painel dentro de outro site</w:t>
+            </w:r>
+          </w:p>
+        </w:tc>
+        <w:tc>
+          <w:tcPr>
+            <w:tcW w:type="dxa" w:w="5203"/>
             <w:shd w:fill="F6F4FE" w:color="auto" w:val="clear"/>
             <w:tcMar>
               <w:top w:type="dxa" w:w="60"/>
@@ -3250,7 +2988,7 @@
               <w:spacing w:after="40" w:before="40"/>
             </w:pPr>
             <w:r>
-              <w:t xml:space="preserve">✔ Implantado</w:t>
+              <w:t xml:space="preserve">O navegador bloqueia (proteção contra páginas falsas que imitam o painel)</w:t>
             </w:r>
           </w:p>
         </w:tc>
@@ -3261,39 +2999,43 @@
         </w:trPr>
         <w:tc>
           <w:tcPr>
-            <w:tcW w:type="dxa" w:w="7660"/>
-            <w:tcMar>
-              <w:top w:type="dxa" w:w="60"/>
-              <w:left w:type="dxa" w:w="100"/>
-              <w:bottom w:type="dxa" w:w="60"/>
-              <w:right w:type="dxa" w:w="100"/>
-            </w:tcMar>
-          </w:tcPr>
-          <w:p>
-            <w:pPr>
-              <w:spacing w:after="40" w:before="40"/>
-            </w:pPr>
-            <w:r>
-              <w:t xml:space="preserve">Registro permanente de bloqueios, liberações e usuários</w:t>
-            </w:r>
-          </w:p>
-        </w:tc>
-        <w:tc>
-          <w:tcPr>
-            <w:tcW w:type="dxa" w:w="1978"/>
-            <w:tcMar>
-              <w:top w:type="dxa" w:w="60"/>
-              <w:left w:type="dxa" w:w="100"/>
-              <w:bottom w:type="dxa" w:w="60"/>
-              <w:right w:type="dxa" w:w="100"/>
-            </w:tcMar>
-          </w:tcPr>
-          <w:p>
-            <w:pPr>
-              <w:spacing w:after="40" w:before="40"/>
-            </w:pPr>
-            <w:r>
-              <w:t xml:space="preserve">✔ Implantado</w:t>
+            <w:tcW w:type="dxa" w:w="4435"/>
+            <w:tcMar>
+              <w:top w:type="dxa" w:w="60"/>
+              <w:left w:type="dxa" w:w="100"/>
+              <w:bottom w:type="dxa" w:w="60"/>
+              <w:right w:type="dxa" w:w="100"/>
+            </w:tcMar>
+          </w:tcPr>
+          <w:p>
+            <w:pPr>
+              <w:spacing w:after="40" w:before="40"/>
+            </w:pPr>
+            <w:r>
+              <w:rPr>
+                <w:b/>
+                <w:bCs/>
+              </w:rPr>
+              <w:t xml:space="preserve">Um computador da equipe fica aberto</w:t>
+            </w:r>
+          </w:p>
+        </w:tc>
+        <w:tc>
+          <w:tcPr>
+            <w:tcW w:type="dxa" w:w="5203"/>
+            <w:tcMar>
+              <w:top w:type="dxa" w:w="60"/>
+              <w:left w:type="dxa" w:w="100"/>
+              <w:bottom w:type="dxa" w:w="60"/>
+              <w:right w:type="dxa" w:w="100"/>
+            </w:tcMar>
+          </w:tcPr>
+          <w:p>
+            <w:pPr>
+              <w:spacing w:after="40" w:before="40"/>
+            </w:pPr>
+            <w:r>
+              <w:t xml:space="preserve">O acesso expira em 8 horas; fechar a aba encerra a sessão</w:t>
             </w:r>
           </w:p>
         </w:tc>
@@ -3304,7 +3046,7 @@
         </w:trPr>
         <w:tc>
           <w:tcPr>
-            <w:tcW w:type="dxa" w:w="7660"/>
+            <w:tcW w:type="dxa" w:w="4435"/>
             <w:shd w:fill="F6F4FE" w:color="auto" w:val="clear"/>
             <w:tcMar>
               <w:top w:type="dxa" w:w="60"/>
@@ -3318,13 +3060,17 @@
               <w:spacing w:after="40" w:before="40"/>
             </w:pPr>
             <w:r>
-              <w:t xml:space="preserve">Liberação sempre feita por uma pessoa, com motivo</w:t>
-            </w:r>
-          </w:p>
-        </w:tc>
-        <w:tc>
-          <w:tcPr>
-            <w:tcW w:type="dxa" w:w="1978"/>
+              <w:rPr>
+                <w:b/>
+                <w:bCs/>
+              </w:rPr>
+              <w:t xml:space="preserve">Alguém tenta liberar um paciente antes do prazo sem pedido</w:t>
+            </w:r>
+          </w:p>
+        </w:tc>
+        <w:tc>
+          <w:tcPr>
+            <w:tcW w:type="dxa" w:w="5203"/>
             <w:shd w:fill="F6F4FE" w:color="auto" w:val="clear"/>
             <w:tcMar>
               <w:top w:type="dxa" w:w="60"/>
@@ -3338,7 +3084,7 @@
               <w:spacing w:after="40" w:before="40"/>
             </w:pPr>
             <w:r>
-              <w:t xml:space="preserve">✔ Implantado</w:t>
+              <w:t xml:space="preserve">O sistema recusa, inclusive para o administrador pelo caminho comum: é preciso um pedido aprovado, e ele fica registrado</w:t>
             </w:r>
           </w:p>
         </w:tc>
@@ -3349,39 +3095,92 @@
         </w:trPr>
         <w:tc>
           <w:tcPr>
-            <w:tcW w:type="dxa" w:w="7660"/>
-            <w:tcMar>
-              <w:top w:type="dxa" w:w="60"/>
-              <w:left w:type="dxa" w:w="100"/>
-              <w:bottom w:type="dxa" w:w="60"/>
-              <w:right w:type="dxa" w:w="100"/>
-            </w:tcMar>
-          </w:tcPr>
-          <w:p>
-            <w:pPr>
-              <w:spacing w:after="40" w:before="40"/>
-            </w:pPr>
-            <w:r>
-              <w:t xml:space="preserve">Versão de teste sem poder de alterar pacientes</w:t>
-            </w:r>
-          </w:p>
-        </w:tc>
-        <w:tc>
-          <w:tcPr>
-            <w:tcW w:type="dxa" w:w="1978"/>
-            <w:tcMar>
-              <w:top w:type="dxa" w:w="60"/>
-              <w:left w:type="dxa" w:w="100"/>
-              <w:bottom w:type="dxa" w:w="60"/>
-              <w:right w:type="dxa" w:w="100"/>
-            </w:tcMar>
-          </w:tcPr>
-          <w:p>
-            <w:pPr>
-              <w:spacing w:after="40" w:before="40"/>
-            </w:pPr>
-            <w:r>
-              <w:t xml:space="preserve">✔ Implantado</w:t>
+            <w:tcW w:type="dxa" w:w="4435"/>
+            <w:tcMar>
+              <w:top w:type="dxa" w:w="60"/>
+              <w:left w:type="dxa" w:w="100"/>
+              <w:bottom w:type="dxa" w:w="60"/>
+              <w:right w:type="dxa" w:w="100"/>
+            </w:tcMar>
+          </w:tcPr>
+          <w:p>
+            <w:pPr>
+              <w:spacing w:after="40" w:before="40"/>
+            </w:pPr>
+            <w:r>
+              <w:rPr>
+                <w:b/>
+                <w:bCs/>
+              </w:rPr>
+              <w:t xml:space="preserve">Alguém libera o paciente direto no CNN, fora do painel</w:t>
+            </w:r>
+          </w:p>
+        </w:tc>
+        <w:tc>
+          <w:tcPr>
+            <w:tcW w:type="dxa" w:w="5203"/>
+            <w:tcMar>
+              <w:top w:type="dxa" w:w="60"/>
+              <w:left w:type="dxa" w:w="100"/>
+              <w:bottom w:type="dxa" w:w="60"/>
+              <w:right w:type="dxa" w:w="100"/>
+            </w:tcMar>
+          </w:tcPr>
+          <w:p>
+            <w:pPr>
+              <w:spacing w:after="40" w:before="40"/>
+            </w:pPr>
+            <w:r>
+              <w:t xml:space="preserve">Se o prazo ainda corre, a automação da madrugada bloqueia de novo, porque não houve aprovação</w:t>
+            </w:r>
+          </w:p>
+        </w:tc>
+      </w:tr>
+      <w:tr>
+        <w:trPr>
+          <w:cantSplit/>
+        </w:trPr>
+        <w:tc>
+          <w:tcPr>
+            <w:tcW w:type="dxa" w:w="4435"/>
+            <w:shd w:fill="F6F4FE" w:color="auto" w:val="clear"/>
+            <w:tcMar>
+              <w:top w:type="dxa" w:w="60"/>
+              <w:left w:type="dxa" w:w="100"/>
+              <w:bottom w:type="dxa" w:w="60"/>
+              <w:right w:type="dxa" w:w="100"/>
+            </w:tcMar>
+          </w:tcPr>
+          <w:p>
+            <w:pPr>
+              <w:spacing w:after="40" w:before="40"/>
+            </w:pPr>
+            <w:r>
+              <w:rPr>
+                <w:b/>
+                <w:bCs/>
+              </w:rPr>
+              <w:t xml:space="preserve">Uma versão de teste do painel é publicada</w:t>
+            </w:r>
+          </w:p>
+        </w:tc>
+        <w:tc>
+          <w:tcPr>
+            <w:tcW w:type="dxa" w:w="5203"/>
+            <w:shd w:fill="F6F4FE" w:color="auto" w:val="clear"/>
+            <w:tcMar>
+              <w:top w:type="dxa" w:w="60"/>
+              <w:left w:type="dxa" w:w="100"/>
+              <w:bottom w:type="dxa" w:w="60"/>
+              <w:right w:type="dxa" w:w="100"/>
+            </w:tcMar>
+          </w:tcPr>
+          <w:p>
+            <w:pPr>
+              <w:spacing w:after="40" w:before="40"/>
+            </w:pPr>
+            <w:r>
+              <w:t xml:space="preserve">A versão de teste não consegue liberar nem bloquear pacientes: só a versão oficial tem essa permissão</w:t>
             </w:r>
           </w:p>
         </w:tc>
@@ -3398,9 +3197,580 @@
       </w:pPr>
       <w:bookmarkStart w:name="_Toc23" w:id="23"/>
       <w:r>
+        <w:t xml:space="preserve">O que já está implantado</w:t>
+      </w:r>
+      <w:bookmarkEnd w:id="23"/>
+    </w:p>
+    <w:tbl>
+      <w:tblPr>
+        <w:tblW w:type="dxa" w:w="9638"/>
+        <w:tblBorders>
+          <w:top w:val="single" w:color="D9D6EA" w:sz="4"/>
+          <w:left w:val="single" w:color="D9D6EA" w:sz="4"/>
+          <w:bottom w:val="single" w:color="D9D6EA" w:sz="4"/>
+          <w:right w:val="single" w:color="D9D6EA" w:sz="4"/>
+          <w:insideH w:val="single" w:color="D9D6EA" w:sz="4"/>
+          <w:insideV w:val="single" w:color="D9D6EA" w:sz="4"/>
+        </w:tblBorders>
+        <w:tblLayout w:type="fixed"/>
+      </w:tblPr>
+      <w:tblGrid>
+        <w:gridCol w:w="7805"/>
+        <w:gridCol w:w="1833"/>
+      </w:tblGrid>
+      <w:tr>
+        <w:trPr>
+          <w:tblHeader/>
+        </w:trPr>
+        <w:tc>
+          <w:tcPr>
+            <w:tcW w:type="dxa" w:w="7805"/>
+            <w:shd w:fill="1C1FC8" w:color="auto" w:val="clear"/>
+            <w:tcMar>
+              <w:top w:type="dxa" w:w="60"/>
+              <w:left w:type="dxa" w:w="100"/>
+              <w:bottom w:type="dxa" w:w="60"/>
+              <w:right w:type="dxa" w:w="100"/>
+            </w:tcMar>
+          </w:tcPr>
+          <w:p>
+            <w:pPr>
+              <w:spacing w:after="40" w:before="40"/>
+            </w:pPr>
+            <w:r>
+              <w:rPr>
+                <w:b/>
+                <w:bCs/>
+                <w:color w:val="FFFFFF"/>
+              </w:rPr>
+              <w:t xml:space="preserve">Proteção</w:t>
+            </w:r>
+          </w:p>
+        </w:tc>
+        <w:tc>
+          <w:tcPr>
+            <w:tcW w:type="dxa" w:w="1833"/>
+            <w:shd w:fill="1C1FC8" w:color="auto" w:val="clear"/>
+            <w:tcMar>
+              <w:top w:type="dxa" w:w="60"/>
+              <w:left w:type="dxa" w:w="100"/>
+              <w:bottom w:type="dxa" w:w="60"/>
+              <w:right w:type="dxa" w:w="100"/>
+            </w:tcMar>
+          </w:tcPr>
+          <w:p>
+            <w:pPr>
+              <w:spacing w:after="40" w:before="40"/>
+            </w:pPr>
+            <w:r>
+              <w:rPr>
+                <w:b/>
+                <w:bCs/>
+                <w:color w:val="FFFFFF"/>
+              </w:rPr>
+              <w:t xml:space="preserve">Situação</w:t>
+            </w:r>
+          </w:p>
+        </w:tc>
+      </w:tr>
+      <w:tr>
+        <w:trPr>
+          <w:cantSplit/>
+        </w:trPr>
+        <w:tc>
+          <w:tcPr>
+            <w:tcW w:type="dxa" w:w="7805"/>
+            <w:tcMar>
+              <w:top w:type="dxa" w:w="60"/>
+              <w:left w:type="dxa" w:w="100"/>
+              <w:bottom w:type="dxa" w:w="60"/>
+              <w:right w:type="dxa" w:w="100"/>
+            </w:tcMar>
+          </w:tcPr>
+          <w:p>
+            <w:pPr>
+              <w:spacing w:after="40" w:before="40"/>
+            </w:pPr>
+            <w:r>
+              <w:t xml:space="preserve">Login individual com perfis (Leitor, Editor, Administrador)</w:t>
+            </w:r>
+          </w:p>
+        </w:tc>
+        <w:tc>
+          <w:tcPr>
+            <w:tcW w:type="dxa" w:w="1833"/>
+            <w:tcMar>
+              <w:top w:type="dxa" w:w="60"/>
+              <w:left w:type="dxa" w:w="100"/>
+              <w:bottom w:type="dxa" w:w="60"/>
+              <w:right w:type="dxa" w:w="100"/>
+            </w:tcMar>
+          </w:tcPr>
+          <w:p>
+            <w:pPr>
+              <w:spacing w:after="40" w:before="40"/>
+            </w:pPr>
+            <w:r>
+              <w:t xml:space="preserve">✔ Implantado</w:t>
+            </w:r>
+          </w:p>
+        </w:tc>
+      </w:tr>
+      <w:tr>
+        <w:trPr>
+          <w:cantSplit/>
+        </w:trPr>
+        <w:tc>
+          <w:tcPr>
+            <w:tcW w:type="dxa" w:w="7805"/>
+            <w:shd w:fill="F6F4FE" w:color="auto" w:val="clear"/>
+            <w:tcMar>
+              <w:top w:type="dxa" w:w="60"/>
+              <w:left w:type="dxa" w:w="100"/>
+              <w:bottom w:type="dxa" w:w="60"/>
+              <w:right w:type="dxa" w:w="100"/>
+            </w:tcMar>
+          </w:tcPr>
+          <w:p>
+            <w:pPr>
+              <w:spacing w:after="40" w:before="40"/>
+            </w:pPr>
+            <w:r>
+              <w:t xml:space="preserve">Senha forte, guardada embaralhada, com trava após 5 erros</w:t>
+            </w:r>
+          </w:p>
+        </w:tc>
+        <w:tc>
+          <w:tcPr>
+            <w:tcW w:type="dxa" w:w="1833"/>
+            <w:shd w:fill="F6F4FE" w:color="auto" w:val="clear"/>
+            <w:tcMar>
+              <w:top w:type="dxa" w:w="60"/>
+              <w:left w:type="dxa" w:w="100"/>
+              <w:bottom w:type="dxa" w:w="60"/>
+              <w:right w:type="dxa" w:w="100"/>
+            </w:tcMar>
+          </w:tcPr>
+          <w:p>
+            <w:pPr>
+              <w:spacing w:after="40" w:before="40"/>
+            </w:pPr>
+            <w:r>
+              <w:t xml:space="preserve">✔ Implantado</w:t>
+            </w:r>
+          </w:p>
+        </w:tc>
+      </w:tr>
+      <w:tr>
+        <w:trPr>
+          <w:cantSplit/>
+        </w:trPr>
+        <w:tc>
+          <w:tcPr>
+            <w:tcW w:type="dxa" w:w="7805"/>
+            <w:tcMar>
+              <w:top w:type="dxa" w:w="60"/>
+              <w:left w:type="dxa" w:w="100"/>
+              <w:bottom w:type="dxa" w:w="60"/>
+              <w:right w:type="dxa" w:w="100"/>
+            </w:tcMar>
+          </w:tcPr>
+          <w:p>
+            <w:pPr>
+              <w:spacing w:after="40" w:before="40"/>
+            </w:pPr>
+            <w:r>
+              <w:t xml:space="preserve">Chave secreta entre o painel e a automação</w:t>
+            </w:r>
+          </w:p>
+        </w:tc>
+        <w:tc>
+          <w:tcPr>
+            <w:tcW w:type="dxa" w:w="1833"/>
+            <w:tcMar>
+              <w:top w:type="dxa" w:w="60"/>
+              <w:left w:type="dxa" w:w="100"/>
+              <w:bottom w:type="dxa" w:w="60"/>
+              <w:right w:type="dxa" w:w="100"/>
+            </w:tcMar>
+          </w:tcPr>
+          <w:p>
+            <w:pPr>
+              <w:spacing w:after="40" w:before="40"/>
+            </w:pPr>
+            <w:r>
+              <w:t xml:space="preserve">✔ Implantado</w:t>
+            </w:r>
+          </w:p>
+        </w:tc>
+      </w:tr>
+      <w:tr>
+        <w:trPr>
+          <w:cantSplit/>
+        </w:trPr>
+        <w:tc>
+          <w:tcPr>
+            <w:tcW w:type="dxa" w:w="7805"/>
+            <w:shd w:fill="F6F4FE" w:color="auto" w:val="clear"/>
+            <w:tcMar>
+              <w:top w:type="dxa" w:w="60"/>
+              <w:left w:type="dxa" w:w="100"/>
+              <w:bottom w:type="dxa" w:w="60"/>
+              <w:right w:type="dxa" w:w="100"/>
+            </w:tcMar>
+          </w:tcPr>
+          <w:p>
+            <w:pPr>
+              <w:spacing w:after="40" w:before="40"/>
+            </w:pPr>
+            <w:r>
+              <w:t xml:space="preserve">Banco sem acesso direto pela internet</w:t>
+            </w:r>
+          </w:p>
+        </w:tc>
+        <w:tc>
+          <w:tcPr>
+            <w:tcW w:type="dxa" w:w="1833"/>
+            <w:shd w:fill="F6F4FE" w:color="auto" w:val="clear"/>
+            <w:tcMar>
+              <w:top w:type="dxa" w:w="60"/>
+              <w:left w:type="dxa" w:w="100"/>
+              <w:bottom w:type="dxa" w:w="60"/>
+              <w:right w:type="dxa" w:w="100"/>
+            </w:tcMar>
+          </w:tcPr>
+          <w:p>
+            <w:pPr>
+              <w:spacing w:after="40" w:before="40"/>
+            </w:pPr>
+            <w:r>
+              <w:t xml:space="preserve">✔ Implantado</w:t>
+            </w:r>
+          </w:p>
+        </w:tc>
+      </w:tr>
+      <w:tr>
+        <w:trPr>
+          <w:cantSplit/>
+        </w:trPr>
+        <w:tc>
+          <w:tcPr>
+            <w:tcW w:type="dxa" w:w="7805"/>
+            <w:tcMar>
+              <w:top w:type="dxa" w:w="60"/>
+              <w:left w:type="dxa" w:w="100"/>
+              <w:bottom w:type="dxa" w:w="60"/>
+              <w:right w:type="dxa" w:w="100"/>
+            </w:tcMar>
+          </w:tcPr>
+          <w:p>
+            <w:pPr>
+              <w:spacing w:after="40" w:before="40"/>
+            </w:pPr>
+            <w:r>
+              <w:t xml:space="preserve">Tráfego criptografado (HTTPS) e proteções do navegador</w:t>
+            </w:r>
+          </w:p>
+        </w:tc>
+        <w:tc>
+          <w:tcPr>
+            <w:tcW w:type="dxa" w:w="1833"/>
+            <w:tcMar>
+              <w:top w:type="dxa" w:w="60"/>
+              <w:left w:type="dxa" w:w="100"/>
+              <w:bottom w:type="dxa" w:w="60"/>
+              <w:right w:type="dxa" w:w="100"/>
+            </w:tcMar>
+          </w:tcPr>
+          <w:p>
+            <w:pPr>
+              <w:spacing w:after="40" w:before="40"/>
+            </w:pPr>
+            <w:r>
+              <w:t xml:space="preserve">✔ Implantado</w:t>
+            </w:r>
+          </w:p>
+        </w:tc>
+      </w:tr>
+      <w:tr>
+        <w:trPr>
+          <w:cantSplit/>
+        </w:trPr>
+        <w:tc>
+          <w:tcPr>
+            <w:tcW w:type="dxa" w:w="7805"/>
+            <w:shd w:fill="F6F4FE" w:color="auto" w:val="clear"/>
+            <w:tcMar>
+              <w:top w:type="dxa" w:w="60"/>
+              <w:left w:type="dxa" w:w="100"/>
+              <w:bottom w:type="dxa" w:w="60"/>
+              <w:right w:type="dxa" w:w="100"/>
+            </w:tcMar>
+          </w:tcPr>
+          <w:p>
+            <w:pPr>
+              <w:spacing w:after="40" w:before="40"/>
+            </w:pPr>
+            <w:r>
+              <w:t xml:space="preserve">CPF mascarado; telefone e e-mail fora do painel</w:t>
+            </w:r>
+          </w:p>
+        </w:tc>
+        <w:tc>
+          <w:tcPr>
+            <w:tcW w:type="dxa" w:w="1833"/>
+            <w:shd w:fill="F6F4FE" w:color="auto" w:val="clear"/>
+            <w:tcMar>
+              <w:top w:type="dxa" w:w="60"/>
+              <w:left w:type="dxa" w:w="100"/>
+              <w:bottom w:type="dxa" w:w="60"/>
+              <w:right w:type="dxa" w:w="100"/>
+            </w:tcMar>
+          </w:tcPr>
+          <w:p>
+            <w:pPr>
+              <w:spacing w:after="40" w:before="40"/>
+            </w:pPr>
+            <w:r>
+              <w:t xml:space="preserve">✔ Implantado</w:t>
+            </w:r>
+          </w:p>
+        </w:tc>
+      </w:tr>
+      <w:tr>
+        <w:trPr>
+          <w:cantSplit/>
+        </w:trPr>
+        <w:tc>
+          <w:tcPr>
+            <w:tcW w:type="dxa" w:w="7805"/>
+            <w:tcMar>
+              <w:top w:type="dxa" w:w="60"/>
+              <w:left w:type="dxa" w:w="100"/>
+              <w:bottom w:type="dxa" w:w="60"/>
+              <w:right w:type="dxa" w:w="100"/>
+            </w:tcMar>
+          </w:tcPr>
+          <w:p>
+            <w:pPr>
+              <w:spacing w:after="40" w:before="40"/>
+            </w:pPr>
+            <w:r>
+              <w:t xml:space="preserve">Registro permanente de bloqueios, liberações e usuários</w:t>
+            </w:r>
+          </w:p>
+        </w:tc>
+        <w:tc>
+          <w:tcPr>
+            <w:tcW w:type="dxa" w:w="1833"/>
+            <w:tcMar>
+              <w:top w:type="dxa" w:w="60"/>
+              <w:left w:type="dxa" w:w="100"/>
+              <w:bottom w:type="dxa" w:w="60"/>
+              <w:right w:type="dxa" w:w="100"/>
+            </w:tcMar>
+          </w:tcPr>
+          <w:p>
+            <w:pPr>
+              <w:spacing w:after="40" w:before="40"/>
+            </w:pPr>
+            <w:r>
+              <w:t xml:space="preserve">✔ Implantado</w:t>
+            </w:r>
+          </w:p>
+        </w:tc>
+      </w:tr>
+      <w:tr>
+        <w:trPr>
+          <w:cantSplit/>
+        </w:trPr>
+        <w:tc>
+          <w:tcPr>
+            <w:tcW w:type="dxa" w:w="7805"/>
+            <w:shd w:fill="F6F4FE" w:color="auto" w:val="clear"/>
+            <w:tcMar>
+              <w:top w:type="dxa" w:w="60"/>
+              <w:left w:type="dxa" w:w="100"/>
+              <w:bottom w:type="dxa" w:w="60"/>
+              <w:right w:type="dxa" w:w="100"/>
+            </w:tcMar>
+          </w:tcPr>
+          <w:p>
+            <w:pPr>
+              <w:spacing w:after="40" w:before="40"/>
+            </w:pPr>
+            <w:r>
+              <w:t xml:space="preserve">Liberação antes do prazo só com pedido aprovado pelo administrador</w:t>
+            </w:r>
+          </w:p>
+        </w:tc>
+        <w:tc>
+          <w:tcPr>
+            <w:tcW w:type="dxa" w:w="1833"/>
+            <w:shd w:fill="F6F4FE" w:color="auto" w:val="clear"/>
+            <w:tcMar>
+              <w:top w:type="dxa" w:w="60"/>
+              <w:left w:type="dxa" w:w="100"/>
+              <w:bottom w:type="dxa" w:w="60"/>
+              <w:right w:type="dxa" w:w="100"/>
+            </w:tcMar>
+          </w:tcPr>
+          <w:p>
+            <w:pPr>
+              <w:spacing w:after="40" w:before="40"/>
+            </w:pPr>
+            <w:r>
+              <w:t xml:space="preserve">✔ Implantado</w:t>
+            </w:r>
+          </w:p>
+        </w:tc>
+      </w:tr>
+      <w:tr>
+        <w:trPr>
+          <w:cantSplit/>
+        </w:trPr>
+        <w:tc>
+          <w:tcPr>
+            <w:tcW w:type="dxa" w:w="7805"/>
+            <w:tcMar>
+              <w:top w:type="dxa" w:w="60"/>
+              <w:left w:type="dxa" w:w="100"/>
+              <w:bottom w:type="dxa" w:w="60"/>
+              <w:right w:type="dxa" w:w="100"/>
+            </w:tcMar>
+          </w:tcPr>
+          <w:p>
+            <w:pPr>
+              <w:spacing w:after="40" w:before="40"/>
+            </w:pPr>
+            <w:r>
+              <w:t xml:space="preserve">Pedidos de desbloqueio registrados no painel (fim do e-mail)</w:t>
+            </w:r>
+          </w:p>
+        </w:tc>
+        <w:tc>
+          <w:tcPr>
+            <w:tcW w:type="dxa" w:w="1833"/>
+            <w:tcMar>
+              <w:top w:type="dxa" w:w="60"/>
+              <w:left w:type="dxa" w:w="100"/>
+              <w:bottom w:type="dxa" w:w="60"/>
+              <w:right w:type="dxa" w:w="100"/>
+            </w:tcMar>
+          </w:tcPr>
+          <w:p>
+            <w:pPr>
+              <w:spacing w:after="40" w:before="40"/>
+            </w:pPr>
+            <w:r>
+              <w:t xml:space="preserve">✔ Implantado</w:t>
+            </w:r>
+          </w:p>
+        </w:tc>
+      </w:tr>
+      <w:tr>
+        <w:trPr>
+          <w:cantSplit/>
+        </w:trPr>
+        <w:tc>
+          <w:tcPr>
+            <w:tcW w:type="dxa" w:w="7805"/>
+            <w:shd w:fill="F6F4FE" w:color="auto" w:val="clear"/>
+            <w:tcMar>
+              <w:top w:type="dxa" w:w="60"/>
+              <w:left w:type="dxa" w:w="100"/>
+              <w:bottom w:type="dxa" w:w="60"/>
+              <w:right w:type="dxa" w:w="100"/>
+            </w:tcMar>
+          </w:tcPr>
+          <w:p>
+            <w:pPr>
+              <w:spacing w:after="40" w:before="40"/>
+            </w:pPr>
+            <w:r>
+              <w:t xml:space="preserve">Liberação automática só de quem o próprio sistema bloqueou</w:t>
+            </w:r>
+          </w:p>
+        </w:tc>
+        <w:tc>
+          <w:tcPr>
+            <w:tcW w:type="dxa" w:w="1833"/>
+            <w:shd w:fill="F6F4FE" w:color="auto" w:val="clear"/>
+            <w:tcMar>
+              <w:top w:type="dxa" w:w="60"/>
+              <w:left w:type="dxa" w:w="100"/>
+              <w:bottom w:type="dxa" w:w="60"/>
+              <w:right w:type="dxa" w:w="100"/>
+            </w:tcMar>
+          </w:tcPr>
+          <w:p>
+            <w:pPr>
+              <w:spacing w:after="40" w:before="40"/>
+            </w:pPr>
+            <w:r>
+              <w:t xml:space="preserve">✔ Implantado</w:t>
+            </w:r>
+          </w:p>
+        </w:tc>
+      </w:tr>
+      <w:tr>
+        <w:trPr>
+          <w:cantSplit/>
+        </w:trPr>
+        <w:tc>
+          <w:tcPr>
+            <w:tcW w:type="dxa" w:w="7805"/>
+            <w:tcMar>
+              <w:top w:type="dxa" w:w="60"/>
+              <w:left w:type="dxa" w:w="100"/>
+              <w:bottom w:type="dxa" w:w="60"/>
+              <w:right w:type="dxa" w:w="100"/>
+            </w:tcMar>
+          </w:tcPr>
+          <w:p>
+            <w:pPr>
+              <w:spacing w:after="40" w:before="40"/>
+            </w:pPr>
+            <w:r>
+              <w:t xml:space="preserve">Versão de teste sem poder de alterar pacientes</w:t>
+            </w:r>
+          </w:p>
+        </w:tc>
+        <w:tc>
+          <w:tcPr>
+            <w:tcW w:type="dxa" w:w="1833"/>
+            <w:tcMar>
+              <w:top w:type="dxa" w:w="60"/>
+              <w:left w:type="dxa" w:w="100"/>
+              <w:bottom w:type="dxa" w:w="60"/>
+              <w:right w:type="dxa" w:w="100"/>
+            </w:tcMar>
+          </w:tcPr>
+          <w:p>
+            <w:pPr>
+              <w:spacing w:after="40" w:before="40"/>
+            </w:pPr>
+            <w:r>
+              <w:t xml:space="preserve">✔ Implantado</w:t>
+            </w:r>
+          </w:p>
+        </w:tc>
+      </w:tr>
+    </w:tbl>
+    <w:p>
+      <w:pPr>
+        <w:spacing w:after="120"/>
+      </w:pPr>
+    </w:p>
+    <w:p>
+      <w:pPr>
+        <w:pStyle w:val="Heading2"/>
+      </w:pPr>
+      <w:bookmarkStart w:name="_Toc24" w:id="24"/>
+      <w:r>
         <w:t xml:space="preserve">Próximos passos recomendados</w:t>
       </w:r>
-      <w:bookmarkEnd w:id="23"/>
+      <w:bookmarkEnd w:id="24"/>
     </w:p>
     <w:p>
       <w:pPr>
@@ -3989,11 +4359,11 @@
       <w:pPr>
         <w:pStyle w:val="Heading2"/>
       </w:pPr>
-      <w:bookmarkStart w:name="_Toc24" w:id="24"/>
+      <w:bookmarkStart w:name="_Toc25" w:id="25"/>
       <w:r>
         <w:t xml:space="preserve">Responsabilidades</w:t>
       </w:r>
-      <w:bookmarkEnd w:id="24"/>
+      <w:bookmarkEnd w:id="25"/>
     </w:p>
     <w:tbl>
       <w:tblPr>

--- a/docs/word/02 - Segurança (resumo para a liderança).docx
+++ b/docs/word/02 - Segurança (resumo para a liderança).docx
@@ -92,7 +92,7 @@
           <w:sz w:val="22"/>
           <w:szCs w:val="22"/>
         </w:rPr>
-        <w:t xml:space="preserve">Atualizado em 23 de outubro de 2026</w:t>
+        <w:t xml:space="preserve">Atualizado em 28 de outubro de 2026</w:t>
       </w:r>
     </w:p>
     <w:p>
@@ -118,11 +118,11 @@
       <w:pPr>
         <w:pStyle w:val="Heading1"/>
       </w:pPr>
-      <w:bookmarkStart w:name="_Toc15" w:id="15"/>
+      <w:bookmarkStart w:name="_Toc16" w:id="16"/>
       <w:r>
         <w:t xml:space="preserve">Sumário</w:t>
       </w:r>
-      <w:bookmarkEnd w:id="15"/>
+      <w:bookmarkEnd w:id="16"/>
     </w:p>
     <w:p>
       <w:r>
@@ -153,7 +153,7 @@
             <w:instrText xml:space="preserve">TOC \h \o "1-2"</w:instrText>
             <w:fldChar w:fldCharType="separate"/>
           </w:r>
-          <w:hyperlink w:history="1" w:anchor="_Toc15">
+          <w:hyperlink w:history="1" w:anchor="_Toc16">
             <w:r>
               <w:t xml:space="preserve">Sumário</w:t>
             </w:r>
@@ -162,7 +162,7 @@
             </w:r>
             <w:r>
               <w:fldChar w:fldCharType="begin" w:dirty="true"/>
-              <w:instrText xml:space="preserve">PAGEREF _Toc15 \h</w:instrText>
+              <w:instrText xml:space="preserve">PAGEREF _Toc16 \h</w:instrText>
               <w:fldChar w:fldCharType="separate"/>
               <w:fldChar w:fldCharType="end"/>
             </w:r>
@@ -175,32 +175,9 @@
               <w:tab w:val="right" w:pos="9638" w:leader="dot"/>
             </w:tabs>
           </w:pPr>
-          <w:hyperlink w:history="1" w:anchor="_Toc16">
+          <w:hyperlink w:history="1" w:anchor="_Toc17">
             <w:r>
               <w:t xml:space="preserve">Segurança: resumo para a liderança</w:t>
-            </w:r>
-            <w:r>
-              <w:tab/>
-            </w:r>
-            <w:r>
-              <w:fldChar w:fldCharType="begin" w:dirty="true"/>
-              <w:instrText xml:space="preserve">PAGEREF _Toc16 \h</w:instrText>
-              <w:fldChar w:fldCharType="separate"/>
-              <w:fldChar w:fldCharType="end"/>
-            </w:r>
-          </w:hyperlink>
-        </w:p>
-        <w:p>
-          <w:pPr>
-            <w:pStyle w:val="TOC2"/>
-            <w:tabs>
-              <w:tab w:val="right" w:pos="9638" w:leader="dot"/>
-            </w:tabs>
-            <w:ind w:left="220"/>
-          </w:pPr>
-          <w:hyperlink w:history="1" w:anchor="_Toc17">
-            <w:r>
-              <w:t xml:space="preserve">O que estamos protegendo</w:t>
             </w:r>
             <w:r>
               <w:tab/>
@@ -223,7 +200,7 @@
           </w:pPr>
           <w:hyperlink w:history="1" w:anchor="_Toc18">
             <w:r>
-              <w:t xml:space="preserve">Como a informação circula</w:t>
+              <w:t xml:space="preserve">O que estamos protegendo</w:t>
             </w:r>
             <w:r>
               <w:tab/>
@@ -246,7 +223,7 @@
           </w:pPr>
           <w:hyperlink w:history="1" w:anchor="_Toc19">
             <w:r>
-              <w:t xml:space="preserve">Quem pode fazer o quê</w:t>
+              <w:t xml:space="preserve">Como a informação circula</w:t>
             </w:r>
             <w:r>
               <w:tab/>
@@ -269,7 +246,7 @@
           </w:pPr>
           <w:hyperlink w:history="1" w:anchor="_Toc20">
             <w:r>
-              <w:t xml:space="preserve">Tudo fica registrado</w:t>
+              <w:t xml:space="preserve">Quem pode fazer o quê</w:t>
             </w:r>
             <w:r>
               <w:tab/>
@@ -292,7 +269,7 @@
           </w:pPr>
           <w:hyperlink w:history="1" w:anchor="_Toc21">
             <w:r>
-              <w:t xml:space="preserve">Proteção de dados (LGPD)</w:t>
+              <w:t xml:space="preserve">Tudo fica registrado</w:t>
             </w:r>
             <w:r>
               <w:tab/>
@@ -315,7 +292,7 @@
           </w:pPr>
           <w:hyperlink w:history="1" w:anchor="_Toc22">
             <w:r>
-              <w:t xml:space="preserve">E se acontecer...</w:t>
+              <w:t xml:space="preserve">Proteção de dados (LGPD)</w:t>
             </w:r>
             <w:r>
               <w:tab/>
@@ -338,7 +315,7 @@
           </w:pPr>
           <w:hyperlink w:history="1" w:anchor="_Toc23">
             <w:r>
-              <w:t xml:space="preserve">O que já está implantado</w:t>
+              <w:t xml:space="preserve">E se acontecer...</w:t>
             </w:r>
             <w:r>
               <w:tab/>
@@ -361,7 +338,7 @@
           </w:pPr>
           <w:hyperlink w:history="1" w:anchor="_Toc24">
             <w:r>
-              <w:t xml:space="preserve">Próximos passos recomendados</w:t>
+              <w:t xml:space="preserve">O que já está implantado</w:t>
             </w:r>
             <w:r>
               <w:tab/>
@@ -384,7 +361,7 @@
           </w:pPr>
           <w:hyperlink w:history="1" w:anchor="_Toc25">
             <w:r>
-              <w:t xml:space="preserve">Responsabilidades</w:t>
+              <w:t xml:space="preserve">Próximos passos recomendados</w:t>
             </w:r>
             <w:r>
               <w:tab/>
@@ -392,6 +369,29 @@
             <w:r>
               <w:fldChar w:fldCharType="begin" w:dirty="true"/>
               <w:instrText xml:space="preserve">PAGEREF _Toc25 \h</w:instrText>
+              <w:fldChar w:fldCharType="separate"/>
+              <w:fldChar w:fldCharType="end"/>
+            </w:r>
+          </w:hyperlink>
+        </w:p>
+        <w:p>
+          <w:pPr>
+            <w:pStyle w:val="TOC2"/>
+            <w:tabs>
+              <w:tab w:val="right" w:pos="9638" w:leader="dot"/>
+            </w:tabs>
+            <w:ind w:left="220"/>
+          </w:pPr>
+          <w:hyperlink w:history="1" w:anchor="_Toc26">
+            <w:r>
+              <w:t xml:space="preserve">Responsabilidades</w:t>
+            </w:r>
+            <w:r>
+              <w:tab/>
+            </w:r>
+            <w:r>
+              <w:fldChar w:fldCharType="begin" w:dirty="true"/>
+              <w:instrText xml:space="preserve">PAGEREF _Toc26 \h</w:instrText>
               <w:fldChar w:fldCharType="separate"/>
               <w:fldChar w:fldCharType="end"/>
             </w:r>
@@ -409,11 +409,11 @@
         <w:pStyle w:val="Heading1"/>
         <w:pageBreakBefore/>
       </w:pPr>
-      <w:bookmarkStart w:name="_Toc16" w:id="16"/>
+      <w:bookmarkStart w:name="_Toc17" w:id="17"/>
       <w:r>
         <w:t xml:space="preserve">Segurança: resumo para a liderança</w:t>
       </w:r>
-      <w:bookmarkEnd w:id="16"/>
+      <w:bookmarkEnd w:id="17"/>
     </w:p>
     <w:p>
       <w:pPr>
@@ -464,11 +464,11 @@
       <w:pPr>
         <w:pStyle w:val="Heading2"/>
       </w:pPr>
-      <w:bookmarkStart w:name="_Toc17" w:id="17"/>
+      <w:bookmarkStart w:name="_Toc18" w:id="18"/>
       <w:r>
         <w:t xml:space="preserve">O que estamos protegendo</w:t>
       </w:r>
-      <w:bookmarkEnd w:id="17"/>
+      <w:bookmarkEnd w:id="18"/>
     </w:p>
     <w:p>
       <w:pPr>
@@ -946,11 +946,11 @@
       <w:pPr>
         <w:pStyle w:val="Heading2"/>
       </w:pPr>
-      <w:bookmarkStart w:name="_Toc18" w:id="18"/>
+      <w:bookmarkStart w:name="_Toc19" w:id="19"/>
       <w:r>
         <w:t xml:space="preserve">Como a informação circula</w:t>
       </w:r>
-      <w:bookmarkEnd w:id="18"/>
+      <w:bookmarkEnd w:id="19"/>
     </w:p>
     <w:p>
       <w:pPr>
@@ -1412,11 +1412,26 @@
       <w:pPr>
         <w:pStyle w:val="Heading2"/>
       </w:pPr>
-      <w:bookmarkStart w:name="_Toc19" w:id="19"/>
+      <w:bookmarkStart w:name="_Toc20" w:id="20"/>
       <w:r>
         <w:t xml:space="preserve">Quem pode fazer o quê</w:t>
       </w:r>
-      <w:bookmarkEnd w:id="19"/>
+      <w:bookmarkEnd w:id="20"/>
+    </w:p>
+    <w:p>
+      <w:pPr>
+        <w:spacing w:after="120"/>
+      </w:pPr>
+      <w:r>
+        <w:rPr>
+          <w:b/>
+          <w:bCs/>
+        </w:rPr>
+        <w:t xml:space="preserve">Cada unidade vê só o que é dela.</w:t>
+      </w:r>
+      <w:r>
+        <w:t xml:space="preserve"> O sistema atende Salvador e Pouso Alegre. Cada pessoa acessa só as unidades marcadas no cadastro (o administrador, todas). A unidade é conferida no servidor em todo pedido, e não só escondida na tela: quem é de Pouso Alegre não vê nem altera paciente de Salvador, mesmo tentando pelo endereço.</w:t>
+      </w:r>
     </w:p>
     <w:p>
       <w:pPr>
@@ -2112,11 +2127,11 @@
       <w:pPr>
         <w:pStyle w:val="Heading2"/>
       </w:pPr>
-      <w:bookmarkStart w:name="_Toc20" w:id="20"/>
+      <w:bookmarkStart w:name="_Toc21" w:id="21"/>
       <w:r>
         <w:t xml:space="preserve">Tudo fica registrado</w:t>
       </w:r>
-      <w:bookmarkEnd w:id="20"/>
+      <w:bookmarkEnd w:id="21"/>
     </w:p>
     <w:p>
       <w:pPr>
@@ -2279,11 +2294,11 @@
       <w:pPr>
         <w:pStyle w:val="Heading2"/>
       </w:pPr>
-      <w:bookmarkStart w:name="_Toc21" w:id="21"/>
+      <w:bookmarkStart w:name="_Toc22" w:id="22"/>
       <w:r>
         <w:t xml:space="preserve">Proteção de dados (LGPD)</w:t>
       </w:r>
-      <w:bookmarkEnd w:id="21"/>
+      <w:bookmarkEnd w:id="22"/>
     </w:p>
     <w:tbl>
       <w:tblPr>
@@ -2627,11 +2642,11 @@
       <w:pPr>
         <w:pStyle w:val="Heading2"/>
       </w:pPr>
-      <w:bookmarkStart w:name="_Toc22" w:id="22"/>
+      <w:bookmarkStart w:name="_Toc23" w:id="23"/>
       <w:r>
         <w:t xml:space="preserve">E se acontecer...</w:t>
       </w:r>
-      <w:bookmarkEnd w:id="22"/>
+      <w:bookmarkEnd w:id="23"/>
     </w:p>
     <w:tbl>
       <w:tblPr>
@@ -3195,11 +3210,11 @@
       <w:pPr>
         <w:pStyle w:val="Heading2"/>
       </w:pPr>
-      <w:bookmarkStart w:name="_Toc23" w:id="23"/>
+      <w:bookmarkStart w:name="_Toc24" w:id="24"/>
       <w:r>
         <w:t xml:space="preserve">O que já está implantado</w:t>
       </w:r>
-      <w:bookmarkEnd w:id="23"/>
+      <w:bookmarkEnd w:id="24"/>
     </w:p>
     <w:tbl>
       <w:tblPr>
@@ -3766,11 +3781,11 @@
       <w:pPr>
         <w:pStyle w:val="Heading2"/>
       </w:pPr>
-      <w:bookmarkStart w:name="_Toc24" w:id="24"/>
+      <w:bookmarkStart w:name="_Toc25" w:id="25"/>
       <w:r>
         <w:t xml:space="preserve">Próximos passos recomendados</w:t>
       </w:r>
-      <w:bookmarkEnd w:id="24"/>
+      <w:bookmarkEnd w:id="25"/>
     </w:p>
     <w:p>
       <w:pPr>
@@ -4359,11 +4374,11 @@
       <w:pPr>
         <w:pStyle w:val="Heading2"/>
       </w:pPr>
-      <w:bookmarkStart w:name="_Toc25" w:id="25"/>
+      <w:bookmarkStart w:name="_Toc26" w:id="26"/>
       <w:r>
         <w:t xml:space="preserve">Responsabilidades</w:t>
       </w:r>
-      <w:bookmarkEnd w:id="25"/>
+      <w:bookmarkEnd w:id="26"/>
     </w:p>
     <w:tbl>
       <w:tblPr>
